--- a/剧情.docx
+++ b/剧情.docx
@@ -311,8 +311,6 @@
           <w:lang w:val="en-US" w:eastAsia="zh-CN"/>
         </w:rPr>
       </w:pPr>
-      <w:bookmarkStart w:id="0" w:name="_GoBack"/>
-      <w:bookmarkEnd w:id="0"/>
     </w:p>
     <w:p>
       <w:pPr>
@@ -1474,7 +1472,7 @@
       <w:pPr>
         <w:ind w:firstLine="420" w:firstLineChars="0"/>
         <w:rPr>
-          <w:rFonts w:hint="default"/>
+          <w:rFonts w:hint="eastAsia"/>
           <w:b w:val="0"/>
           <w:bCs w:val="0"/>
           <w:sz w:val="24"/>
@@ -1492,6 +1490,66 @@
           <w:lang w:val="en-US" w:eastAsia="zh-CN"/>
         </w:rPr>
         <w:t>自黑潮入侵以来，她在港口驻守千年，是此间与世界唯一的联系。她是“我们”铸造的人偶，随着“我们”记忆的消退，她所剩的力量也不多了。</w:t>
+      </w:r>
+    </w:p>
+    <w:p>
+      <w:pPr>
+        <w:ind w:firstLine="420" w:firstLineChars="0"/>
+        <w:rPr>
+          <w:rFonts w:hint="eastAsia"/>
+          <w:b w:val="0"/>
+          <w:bCs w:val="0"/>
+          <w:sz w:val="24"/>
+          <w:szCs w:val="24"/>
+          <w:lang w:val="en-US" w:eastAsia="zh-CN"/>
+        </w:rPr>
+      </w:pPr>
+    </w:p>
+    <w:p>
+      <w:pPr>
+        <w:rPr>
+          <w:rFonts w:hint="eastAsia"/>
+          <w:b w:val="0"/>
+          <w:bCs w:val="0"/>
+          <w:sz w:val="24"/>
+          <w:szCs w:val="24"/>
+          <w:lang w:val="en-US" w:eastAsia="zh-CN"/>
+        </w:rPr>
+      </w:pPr>
+      <w:r>
+        <w:rPr>
+          <w:rFonts w:hint="eastAsia"/>
+          <w:b w:val="0"/>
+          <w:bCs w:val="0"/>
+          <w:sz w:val="24"/>
+          <w:szCs w:val="24"/>
+          <w:lang w:val="en-US" w:eastAsia="zh-CN"/>
+        </w:rPr>
+        <w:t>-关于老艾墨（和铁匠对话后解锁）</w:t>
+      </w:r>
+    </w:p>
+    <w:p>
+      <w:pPr>
+        <w:ind w:firstLine="420" w:firstLineChars="0"/>
+        <w:rPr>
+          <w:rFonts w:hint="default"/>
+          <w:b w:val="0"/>
+          <w:bCs w:val="0"/>
+          <w:sz w:val="24"/>
+          <w:szCs w:val="24"/>
+          <w:lang w:val="en-US" w:eastAsia="zh-CN"/>
+        </w:rPr>
+      </w:pPr>
+      <w:r>
+        <w:rPr>
+          <w:rFonts w:hint="eastAsia"/>
+          <w:b w:val="0"/>
+          <w:bCs w:val="0"/>
+          <w:sz w:val="24"/>
+          <w:szCs w:val="24"/>
+          <w:lang w:val="en-US" w:eastAsia="zh-CN"/>
+        </w:rPr>
+        <w:t>//TODO</w:t>
       </w:r>
     </w:p>
     <w:p>
@@ -2268,1457 +2326,1440 @@
           <w:szCs w:val="24"/>
           <w:lang w:val="en-US" w:eastAsia="zh-CN"/>
         </w:rPr>
-        <w:t>，你终于来了！我正在阅读这个世界记载的资料。但</w:t>
-      </w:r>
-      <w:r>
-        <w:rPr>
-          <w:sz w:val="22"/>
-          <w:szCs w:val="28"/>
-          <w:rtl w:val="0"/>
-        </w:rPr>
-        <w:t>「永世的纯白</w:t>
-      </w:r>
-      <w:r>
-        <w:rPr>
-          <w:sz w:val="24"/>
-          <w:szCs w:val="32"/>
-          <w:rtl w:val="0"/>
-        </w:rPr>
-        <w:t>之花」</w:t>
-      </w:r>
-      <w:r>
-        <w:rPr>
-          <w:rFonts w:hint="eastAsia"/>
-          <w:sz w:val="24"/>
-          <w:szCs w:val="32"/>
-          <w:rtl w:val="0"/>
-          <w:lang w:val="en-US" w:eastAsia="zh-CN"/>
-        </w:rPr>
-        <w:t>告诉我，这里的资料似乎被篡改过</w:t>
-      </w:r>
-      <w:r>
-        <w:rPr>
-          <w:rFonts w:hint="default"/>
-          <w:sz w:val="24"/>
-          <w:szCs w:val="32"/>
-          <w:rtl w:val="0"/>
+        <w:t>，你终于来了！我正在阅读这个世界的智库。</w:t>
+      </w:r>
+    </w:p>
+    <w:p>
+      <w:pPr>
+        <w:rPr>
+          <w:rFonts w:hint="eastAsia"/>
+          <w:sz w:val="24"/>
+          <w:szCs w:val="32"/>
+          <w:rtl w:val="0"/>
+          <w:lang w:val="en-US" w:eastAsia="zh-CN"/>
+        </w:rPr>
+      </w:pPr>
+      <w:r>
+        <w:rPr>
+          <w:rFonts w:hint="eastAsia"/>
+          <w:sz w:val="24"/>
+          <w:szCs w:val="32"/>
+          <w:rtl w:val="0"/>
+          <w:lang w:val="en-US" w:eastAsia="zh-CN"/>
+        </w:rPr>
+        <w:t>-关于守望者（和守望者对话过才有）</w:t>
+      </w:r>
+    </w:p>
+    <w:p>
+      <w:pPr>
+        <w:ind w:firstLine="420" w:firstLineChars="0"/>
+        <w:rPr>
+          <w:rFonts w:hint="default"/>
+          <w:sz w:val="24"/>
+          <w:szCs w:val="32"/>
+          <w:rtl w:val="0"/>
+          <w:lang w:val="en-US" w:eastAsia="zh-CN"/>
+        </w:rPr>
+      </w:pPr>
+      <w:r>
+        <w:rPr>
+          <w:rFonts w:hint="eastAsia"/>
+          <w:sz w:val="24"/>
+          <w:szCs w:val="32"/>
+          <w:rtl w:val="0"/>
+          <w:lang w:val="en-US" w:eastAsia="zh-CN"/>
+        </w:rPr>
+        <w:t>你已经和她打过招呼啦？她就是这里的主人了，看来要解决问题，我们只能暂时按她说的做了。</w:t>
+      </w:r>
+    </w:p>
+    <w:p>
+      <w:pPr>
+        <w:rPr>
+          <w:rFonts w:hint="eastAsia"/>
+          <w:sz w:val="24"/>
+          <w:szCs w:val="32"/>
+          <w:rtl w:val="0"/>
+          <w:lang w:val="en-US" w:eastAsia="zh-CN"/>
+        </w:rPr>
+      </w:pPr>
+      <w:r>
+        <w:rPr>
+          <w:rFonts w:hint="eastAsia"/>
+          <w:sz w:val="24"/>
+          <w:szCs w:val="32"/>
+          <w:rtl w:val="0"/>
+          <w:lang w:val="en-US" w:eastAsia="zh-CN"/>
+        </w:rPr>
+        <w:t>-关于这个世界</w:t>
+      </w:r>
+    </w:p>
+    <w:p>
+      <w:pPr>
+        <w:ind w:firstLine="420" w:firstLineChars="0"/>
+        <w:rPr>
+          <w:rFonts w:hint="default"/>
+          <w:sz w:val="24"/>
+          <w:szCs w:val="32"/>
+          <w:rtl w:val="0"/>
+          <w:lang w:val="en-US" w:eastAsia="zh-CN"/>
+        </w:rPr>
+      </w:pPr>
+      <w:r>
+        <w:rPr>
+          <w:rFonts w:hint="eastAsia"/>
+          <w:sz w:val="24"/>
+          <w:szCs w:val="32"/>
+          <w:rtl w:val="0"/>
+          <w:lang w:val="en-US" w:eastAsia="zh-CN"/>
+        </w:rPr>
+        <w:t>你已经听过那女人讲的故事了吧？但是真是假，还是得踏上旅程才知道。加油，我会一直在你身边！</w:t>
+      </w:r>
+    </w:p>
+    <w:p>
+      <w:pPr>
+        <w:rPr>
+          <w:rFonts w:hint="eastAsia"/>
+          <w:sz w:val="24"/>
+          <w:szCs w:val="32"/>
+          <w:rtl w:val="0"/>
+          <w:lang w:val="en-US" w:eastAsia="zh-CN"/>
+        </w:rPr>
+      </w:pPr>
+      <w:r>
+        <w:rPr>
+          <w:rFonts w:hint="eastAsia"/>
+          <w:sz w:val="24"/>
+          <w:szCs w:val="32"/>
+          <w:rtl w:val="0"/>
+          <w:lang w:val="en-US" w:eastAsia="zh-CN"/>
+        </w:rPr>
+        <w:t>-关于时装（领取后移除此选项）</w:t>
+      </w:r>
+    </w:p>
+    <w:p>
+      <w:pPr>
+        <w:ind w:firstLine="420" w:firstLineChars="0"/>
+        <w:rPr>
+          <w:rFonts w:hint="eastAsia"/>
+          <w:sz w:val="24"/>
+          <w:szCs w:val="32"/>
+          <w:rtl w:val="0"/>
+          <w:lang w:val="en-US" w:eastAsia="zh-CN"/>
+        </w:rPr>
+      </w:pPr>
+      <w:r>
+        <w:rPr>
+          <w:rFonts w:hint="eastAsia"/>
+          <w:sz w:val="24"/>
+          <w:szCs w:val="32"/>
+          <w:rtl w:val="0"/>
+          <w:lang w:val="en-US" w:eastAsia="zh-CN"/>
+        </w:rPr>
+        <w:t>我的新衣服漂亮吧？来到这个世界，也应该换一套符合这个世界的衣服才行，给，你也快换上吧！</w:t>
+      </w:r>
+    </w:p>
+    <w:p>
+      <w:pPr>
+        <w:ind w:firstLine="420" w:firstLineChars="0"/>
+        <w:rPr>
+          <w:rFonts w:hint="default"/>
+          <w:sz w:val="24"/>
+          <w:szCs w:val="32"/>
+          <w:highlight w:val="yellow"/>
+          <w:rtl w:val="0"/>
+          <w:lang w:val="en-US" w:eastAsia="zh-CN"/>
+        </w:rPr>
+      </w:pPr>
+      <w:r>
+        <w:rPr>
+          <w:rFonts w:hint="eastAsia"/>
+          <w:sz w:val="24"/>
+          <w:szCs w:val="32"/>
+          <w:rtl w:val="0"/>
+          <w:lang w:val="en-US" w:eastAsia="zh-CN"/>
+        </w:rPr>
+        <w:t>-领取</w:t>
+      </w:r>
+      <w:r>
+        <w:rPr>
+          <w:rFonts w:hint="eastAsia"/>
+          <w:sz w:val="24"/>
+          <w:szCs w:val="32"/>
+          <w:highlight w:val="yellow"/>
+          <w:rtl w:val="0"/>
+          <w:lang w:val="en-US" w:eastAsia="zh-CN"/>
+        </w:rPr>
+        <w:t>（获得时装工坊方块，ftb解锁时装工坊说明书）</w:t>
+      </w:r>
+    </w:p>
+    <w:p>
+      <w:pPr>
+        <w:rPr>
+          <w:rFonts w:hint="eastAsia"/>
+          <w:sz w:val="24"/>
+          <w:szCs w:val="32"/>
+          <w:rtl w:val="0"/>
+          <w:lang w:val="en-US" w:eastAsia="zh-CN"/>
+        </w:rPr>
+      </w:pPr>
+      <w:r>
+        <w:rPr>
+          <w:rFonts w:hint="eastAsia"/>
+          <w:sz w:val="24"/>
+          <w:szCs w:val="32"/>
+          <w:rtl w:val="0"/>
+          <w:lang w:val="en-US" w:eastAsia="zh-CN"/>
+        </w:rPr>
+        <w:t>-关于忆质</w:t>
+      </w:r>
+    </w:p>
+    <w:p>
+      <w:pPr>
+        <w:ind w:firstLine="420" w:firstLineChars="0"/>
+        <w:rPr>
+          <w:rFonts w:hint="default"/>
+          <w:sz w:val="24"/>
+          <w:szCs w:val="32"/>
+          <w:rtl w:val="0"/>
+          <w:lang w:val="en-US" w:eastAsia="zh-CN"/>
+        </w:rPr>
+      </w:pPr>
+      <w:r>
+        <w:rPr>
+          <w:rFonts w:hint="eastAsia"/>
+          <w:sz w:val="24"/>
+          <w:szCs w:val="32"/>
+          <w:rtl w:val="0"/>
+          <w:lang w:val="en-US" w:eastAsia="zh-CN"/>
+        </w:rPr>
+        <w:t>智库里说，忆质是这个世界特有的一种物质，它记载了所有者生前的记忆。如果你拿到了忆质，就给我看看吧！</w:t>
+      </w:r>
+    </w:p>
+    <w:p>
+      <w:pPr>
+        <w:rPr>
+          <w:rFonts w:hint="default"/>
+          <w:sz w:val="24"/>
+          <w:szCs w:val="32"/>
+          <w:rtl w:val="0"/>
+          <w:lang w:val="en-US" w:eastAsia="zh-CN"/>
+        </w:rPr>
+      </w:pPr>
+      <w:r>
+        <w:rPr>
+          <w:rFonts w:hint="eastAsia"/>
+          <w:sz w:val="24"/>
+          <w:szCs w:val="32"/>
+          <w:rtl w:val="0"/>
+          <w:lang w:val="en-US" w:eastAsia="zh-CN"/>
+        </w:rPr>
+        <w:t>-法术淬灵（获得xxx后解锁，铁魔法升级，打开ui）</w:t>
+      </w:r>
+    </w:p>
+    <w:p>
+      <w:pPr>
+        <w:rPr>
+          <w:rFonts w:hint="eastAsia"/>
+          <w:sz w:val="24"/>
+          <w:szCs w:val="32"/>
+          <w:rtl w:val="0"/>
+          <w:lang w:val="en-US" w:eastAsia="zh-CN"/>
+        </w:rPr>
+      </w:pPr>
+      <w:r>
+        <w:rPr>
+          <w:rFonts w:hint="eastAsia"/>
+          <w:sz w:val="24"/>
+          <w:szCs w:val="32"/>
+          <w:rtl w:val="0"/>
+          <w:lang w:val="en-US" w:eastAsia="zh-CN"/>
+        </w:rPr>
+        <w:t>-进入轮回绝境（获得xxx后解锁，直接传送）</w:t>
+      </w:r>
+    </w:p>
+    <w:p>
+      <w:pPr>
+        <w:rPr>
+          <w:rFonts w:hint="eastAsia"/>
+          <w:b/>
+          <w:bCs/>
+          <w:sz w:val="24"/>
+          <w:szCs w:val="32"/>
+          <w:rtl w:val="0"/>
+          <w:lang w:val="en-US" w:eastAsia="zh-CN"/>
+        </w:rPr>
+      </w:pPr>
+      <w:r>
+        <w:rPr>
+          <w:rFonts w:hint="eastAsia"/>
+          <w:b/>
+          <w:bCs/>
+          <w:sz w:val="24"/>
+          <w:szCs w:val="32"/>
+          <w:rtl w:val="0"/>
+          <w:lang w:val="en-US" w:eastAsia="zh-CN"/>
+        </w:rPr>
+        <w:t>Old Emric (老艾默)：</w:t>
+      </w:r>
+    </w:p>
+    <w:p>
+      <w:pPr>
+        <w:rPr>
+          <w:rFonts w:hint="default"/>
+          <w:b/>
+          <w:bCs/>
+          <w:sz w:val="24"/>
+          <w:szCs w:val="32"/>
+          <w:rtl w:val="0"/>
+          <w:lang w:val="en-US" w:eastAsia="zh-CN"/>
+        </w:rPr>
+      </w:pPr>
+      <w:r>
+        <w:rPr>
+          <w:rFonts w:hint="default"/>
+          <w:b/>
+          <w:bCs/>
+          <w:sz w:val="24"/>
+          <w:szCs w:val="32"/>
+          <w:rtl w:val="0"/>
+          <w:lang w:val="en-US" w:eastAsia="zh-CN"/>
+        </w:rPr>
+        <w:t>奥恩是弗雷尔卓德的一位半神，主掌着锻造和工艺。他在名为炉乡的火山下的溶洞中凿出了一座雄伟的工坊，独自一人在里头干活。他摆弄着熔岩沸腾的坩埚，提炼矿石，打造出无与伦比的精良物件。当其他神灵——尤其是沃利贝尔，在大地上行走并且介入了凡间的事务时，奥恩就会出面，将这些鲁莽的家伙劝回各自的位置上。要么是用手里可靠的锤子，要么就是群山的烈火。</w:t>
+      </w:r>
+    </w:p>
+    <w:p>
+      <w:pPr>
+        <w:rPr>
+          <w:rFonts w:hint="eastAsia"/>
+          <w:b w:val="0"/>
+          <w:bCs w:val="0"/>
+          <w:sz w:val="24"/>
+          <w:szCs w:val="32"/>
+          <w:rtl w:val="0"/>
+          <w:lang w:val="en-US" w:eastAsia="zh-CN"/>
+        </w:rPr>
+      </w:pPr>
+      <w:r>
+        <w:rPr>
+          <w:rFonts w:hint="eastAsia"/>
+          <w:b w:val="0"/>
+          <w:bCs w:val="0"/>
+          <w:sz w:val="24"/>
+          <w:szCs w:val="32"/>
+          <w:rtl w:val="0"/>
+          <w:lang w:val="en-US" w:eastAsia="zh-CN"/>
+        </w:rPr>
+        <w:t>火焰的温度、钢铁的韧性——这两样东西能解决世上大多数问题。</w:t>
+      </w:r>
+    </w:p>
+    <w:p>
+      <w:pPr>
+        <w:rPr>
+          <w:rFonts w:hint="eastAsia"/>
+          <w:b w:val="0"/>
+          <w:bCs w:val="0"/>
+          <w:sz w:val="24"/>
+          <w:szCs w:val="32"/>
+          <w:rtl w:val="0"/>
+          <w:lang w:val="en-US" w:eastAsia="zh-CN"/>
+        </w:rPr>
+      </w:pPr>
+      <w:r>
+        <w:rPr>
+          <w:rFonts w:hint="eastAsia"/>
+          <w:b w:val="0"/>
+          <w:bCs w:val="0"/>
+          <w:sz w:val="24"/>
+          <w:szCs w:val="32"/>
+          <w:rtl w:val="0"/>
+          <w:lang w:val="en-US" w:eastAsia="zh-CN"/>
+        </w:rPr>
+        <w:t>-你是何人？</w:t>
+      </w:r>
+    </w:p>
+    <w:p>
+      <w:pPr>
+        <w:ind w:firstLine="420" w:firstLineChars="0"/>
+        <w:rPr>
+          <w:rFonts w:hint="default"/>
+          <w:b w:val="0"/>
+          <w:bCs w:val="0"/>
+          <w:sz w:val="24"/>
+          <w:szCs w:val="32"/>
+          <w:rtl w:val="0"/>
+          <w:lang w:val="en-US" w:eastAsia="zh-CN"/>
+        </w:rPr>
+      </w:pPr>
+      <w:r>
+        <w:rPr>
+          <w:rFonts w:hint="eastAsia"/>
+          <w:b w:val="0"/>
+          <w:bCs w:val="0"/>
+          <w:sz w:val="24"/>
+          <w:szCs w:val="32"/>
+          <w:rtl w:val="0"/>
+          <w:lang w:val="en-US" w:eastAsia="zh-CN"/>
+        </w:rPr>
+        <w:t>吾乃艾默</w:t>
+      </w:r>
+      <w:r>
+        <w:rPr>
+          <w:rFonts w:hint="default"/>
+          <w:b w:val="0"/>
+          <w:bCs w:val="0"/>
+          <w:sz w:val="24"/>
+          <w:szCs w:val="32"/>
+          <w:rtl w:val="0"/>
+          <w:lang w:val="en-US" w:eastAsia="zh-CN"/>
+        </w:rPr>
+        <w:t>Emric</w:t>
+      </w:r>
+      <w:r>
+        <w:rPr>
+          <w:rFonts w:hint="eastAsia"/>
+          <w:b w:val="0"/>
+          <w:bCs w:val="0"/>
+          <w:sz w:val="24"/>
+          <w:szCs w:val="32"/>
+          <w:rtl w:val="0"/>
+          <w:lang w:val="en-US" w:eastAsia="zh-CN"/>
+        </w:rPr>
+        <w:t>，为圣殿铸神兵，黑潮来袭之前，本以为老夫所铸神兵天下无敌。现在想来，可笑，可笑。</w:t>
+      </w:r>
+    </w:p>
+    <w:p>
+      <w:pPr>
+        <w:rPr>
+          <w:rFonts w:hint="eastAsia"/>
+          <w:b w:val="0"/>
+          <w:bCs w:val="0"/>
+          <w:sz w:val="24"/>
+          <w:szCs w:val="32"/>
+          <w:rtl w:val="0"/>
+          <w:lang w:val="en-US" w:eastAsia="zh-CN"/>
+        </w:rPr>
+      </w:pPr>
+      <w:r>
+        <w:rPr>
+          <w:rFonts w:hint="eastAsia"/>
+          <w:b w:val="0"/>
+          <w:bCs w:val="0"/>
+          <w:sz w:val="24"/>
+          <w:szCs w:val="32"/>
+          <w:rtl w:val="0"/>
+          <w:lang w:val="en-US" w:eastAsia="zh-CN"/>
+        </w:rPr>
+        <w:t>-关于守望者</w:t>
+      </w:r>
+    </w:p>
+    <w:p>
+      <w:pPr>
+        <w:ind w:firstLine="420" w:firstLineChars="0"/>
+        <w:rPr>
+          <w:rFonts w:hint="default"/>
+          <w:b w:val="0"/>
+          <w:bCs w:val="0"/>
+          <w:sz w:val="24"/>
+          <w:szCs w:val="32"/>
+          <w:rtl w:val="0"/>
+          <w:lang w:val="en-US" w:eastAsia="zh-CN"/>
+        </w:rPr>
+      </w:pPr>
+      <w:r>
+        <w:rPr>
+          <w:rFonts w:hint="eastAsia"/>
+          <w:b w:val="0"/>
+          <w:bCs w:val="0"/>
+          <w:sz w:val="24"/>
+          <w:szCs w:val="32"/>
+          <w:rtl w:val="0"/>
+          <w:lang w:val="en-US" w:eastAsia="zh-CN"/>
+        </w:rPr>
+        <w:t>守望者大人实在令人捉摸不透，服从便是。</w:t>
+      </w:r>
+    </w:p>
+    <w:p>
+      <w:pPr>
+        <w:rPr>
+          <w:rFonts w:hint="eastAsia"/>
+          <w:b w:val="0"/>
+          <w:bCs w:val="0"/>
+          <w:sz w:val="24"/>
+          <w:szCs w:val="32"/>
+          <w:rtl w:val="0"/>
+          <w:lang w:val="en-US" w:eastAsia="zh-CN"/>
+        </w:rPr>
+      </w:pPr>
+      <w:r>
+        <w:rPr>
+          <w:rFonts w:hint="eastAsia"/>
+          <w:b w:val="0"/>
+          <w:bCs w:val="0"/>
+          <w:sz w:val="24"/>
+          <w:szCs w:val="32"/>
+          <w:rtl w:val="0"/>
+          <w:lang w:val="en-US" w:eastAsia="zh-CN"/>
+        </w:rPr>
+        <w:t>-关于摆渡人</w:t>
+      </w:r>
+    </w:p>
+    <w:p>
+      <w:pPr>
+        <w:ind w:firstLine="420" w:firstLineChars="0"/>
+        <w:rPr>
+          <w:rFonts w:hint="default"/>
+          <w:b w:val="0"/>
+          <w:bCs w:val="0"/>
+          <w:sz w:val="24"/>
+          <w:szCs w:val="32"/>
+          <w:rtl w:val="0"/>
+          <w:lang w:val="en-US" w:eastAsia="zh-CN"/>
+        </w:rPr>
+      </w:pPr>
+      <w:r>
+        <w:rPr>
+          <w:rFonts w:hint="eastAsia"/>
+          <w:b w:val="0"/>
+          <w:bCs w:val="0"/>
+          <w:sz w:val="24"/>
+          <w:szCs w:val="32"/>
+          <w:rtl w:val="0"/>
+          <w:lang w:val="en-US" w:eastAsia="zh-CN"/>
+        </w:rPr>
+        <w:t>那小姑娘倒比老夫自在，老夫再也没法回到故土了。</w:t>
+      </w:r>
+    </w:p>
+    <w:p>
+      <w:pPr>
+        <w:rPr>
+          <w:rFonts w:hint="eastAsia"/>
+          <w:b w:val="0"/>
+          <w:bCs w:val="0"/>
+          <w:sz w:val="24"/>
+          <w:szCs w:val="32"/>
+          <w:rtl w:val="0"/>
+          <w:lang w:val="en-US" w:eastAsia="zh-CN"/>
+        </w:rPr>
+      </w:pPr>
+      <w:r>
+        <w:rPr>
+          <w:rFonts w:hint="eastAsia"/>
+          <w:b w:val="0"/>
+          <w:bCs w:val="0"/>
+          <w:sz w:val="24"/>
+          <w:szCs w:val="32"/>
+          <w:rtl w:val="0"/>
+          <w:lang w:val="en-US" w:eastAsia="zh-CN"/>
+        </w:rPr>
+        <w:t>-见面礼（高亮，领取后移除）</w:t>
+      </w:r>
+    </w:p>
+    <w:p>
+      <w:pPr>
+        <w:ind w:firstLine="420" w:firstLineChars="0"/>
+        <w:rPr>
+          <w:rFonts w:hint="eastAsia"/>
+          <w:b w:val="0"/>
+          <w:bCs w:val="0"/>
+          <w:sz w:val="24"/>
+          <w:szCs w:val="32"/>
+          <w:rtl w:val="0"/>
+          <w:lang w:val="en-US" w:eastAsia="zh-CN"/>
+        </w:rPr>
+      </w:pPr>
+      <w:r>
+        <w:rPr>
+          <w:rFonts w:hint="eastAsia"/>
+          <w:b w:val="0"/>
+          <w:bCs w:val="0"/>
+          <w:sz w:val="24"/>
+          <w:szCs w:val="32"/>
+          <w:rtl w:val="0"/>
+          <w:lang w:val="en-US" w:eastAsia="zh-CN"/>
+        </w:rPr>
+        <w:t>这是一些边角碎料所铸成的，你暂且拿去防身吧。</w:t>
+      </w:r>
+    </w:p>
+    <w:p>
+      <w:pPr>
+        <w:ind w:firstLine="420" w:firstLineChars="0"/>
+        <w:rPr>
+          <w:rFonts w:hint="eastAsia"/>
+          <w:b w:val="0"/>
+          <w:bCs w:val="0"/>
+          <w:sz w:val="24"/>
+          <w:szCs w:val="32"/>
+          <w:rtl w:val="0"/>
+          <w:lang w:val="en-US" w:eastAsia="zh-CN"/>
+        </w:rPr>
+      </w:pPr>
+      <w:r>
+        <w:rPr>
+          <w:rFonts w:hint="eastAsia"/>
+          <w:b w:val="0"/>
+          <w:bCs w:val="0"/>
+          <w:sz w:val="24"/>
+          <w:szCs w:val="32"/>
+          <w:rtl w:val="0"/>
+          <w:lang w:val="en-US" w:eastAsia="zh-CN"/>
+        </w:rPr>
+        <w:t>-铁匕首</w:t>
+      </w:r>
+    </w:p>
+    <w:p>
+      <w:pPr>
+        <w:ind w:firstLine="420" w:firstLineChars="0"/>
+        <w:rPr>
+          <w:rFonts w:hint="eastAsia"/>
+          <w:b w:val="0"/>
+          <w:bCs w:val="0"/>
+          <w:sz w:val="24"/>
+          <w:szCs w:val="32"/>
+          <w:rtl w:val="0"/>
+          <w:lang w:val="en-US" w:eastAsia="zh-CN"/>
+        </w:rPr>
+      </w:pPr>
+      <w:r>
+        <w:rPr>
+          <w:rFonts w:hint="eastAsia"/>
+          <w:b w:val="0"/>
+          <w:bCs w:val="0"/>
+          <w:sz w:val="24"/>
+          <w:szCs w:val="32"/>
+          <w:rtl w:val="0"/>
+          <w:lang w:val="en-US" w:eastAsia="zh-CN"/>
+        </w:rPr>
+        <w:t>-铁剑</w:t>
+      </w:r>
+    </w:p>
+    <w:p>
+      <w:pPr>
+        <w:ind w:firstLine="420" w:firstLineChars="0"/>
+        <w:rPr>
+          <w:rFonts w:hint="eastAsia"/>
+          <w:b w:val="0"/>
+          <w:bCs w:val="0"/>
+          <w:sz w:val="24"/>
+          <w:szCs w:val="32"/>
+          <w:rtl w:val="0"/>
+          <w:lang w:val="en-US" w:eastAsia="zh-CN"/>
+        </w:rPr>
+      </w:pPr>
+      <w:r>
+        <w:rPr>
+          <w:rFonts w:hint="eastAsia"/>
+          <w:b w:val="0"/>
+          <w:bCs w:val="0"/>
+          <w:sz w:val="24"/>
+          <w:szCs w:val="32"/>
+          <w:rtl w:val="0"/>
+          <w:lang w:val="en-US" w:eastAsia="zh-CN"/>
+        </w:rPr>
+        <w:t>-金长剑</w:t>
+      </w:r>
+    </w:p>
+    <w:p>
+      <w:pPr>
+        <w:ind w:firstLine="420" w:firstLineChars="0"/>
+        <w:rPr>
+          <w:rFonts w:hint="default"/>
+          <w:b w:val="0"/>
+          <w:bCs w:val="0"/>
+          <w:sz w:val="24"/>
+          <w:szCs w:val="32"/>
+          <w:rtl w:val="0"/>
+          <w:lang w:val="en-US" w:eastAsia="zh-CN"/>
+        </w:rPr>
+      </w:pPr>
+      <w:r>
+        <w:rPr>
+          <w:rFonts w:hint="eastAsia"/>
+          <w:b w:val="0"/>
+          <w:bCs w:val="0"/>
+          <w:sz w:val="24"/>
+          <w:szCs w:val="32"/>
+          <w:rtl w:val="0"/>
+          <w:lang w:val="en-US" w:eastAsia="zh-CN"/>
+        </w:rPr>
+        <w:t>-金太刀</w:t>
+      </w:r>
+    </w:p>
+    <w:p>
+      <w:pPr>
+        <w:ind w:firstLine="420" w:firstLineChars="0"/>
+        <w:rPr>
+          <w:rFonts w:hint="default"/>
+          <w:b w:val="0"/>
+          <w:bCs w:val="0"/>
+          <w:sz w:val="24"/>
+          <w:szCs w:val="32"/>
+          <w:rtl w:val="0"/>
+          <w:lang w:val="en-US" w:eastAsia="zh-CN"/>
+        </w:rPr>
+      </w:pPr>
+      <w:r>
+        <w:rPr>
+          <w:rFonts w:hint="eastAsia"/>
+          <w:b w:val="0"/>
+          <w:bCs w:val="0"/>
+          <w:sz w:val="24"/>
+          <w:szCs w:val="32"/>
+          <w:rtl w:val="0"/>
+          <w:lang w:val="en-US" w:eastAsia="zh-CN"/>
+        </w:rPr>
+        <w:t>-金长矛</w:t>
+      </w:r>
+    </w:p>
+    <w:p>
+      <w:pPr>
+        <w:ind w:firstLine="420" w:firstLineChars="0"/>
+        <w:rPr>
+          <w:rFonts w:hint="default"/>
+          <w:b w:val="0"/>
+          <w:bCs w:val="0"/>
+          <w:sz w:val="24"/>
+          <w:szCs w:val="32"/>
+          <w:rtl w:val="0"/>
+          <w:lang w:val="en-US" w:eastAsia="zh-CN"/>
+        </w:rPr>
+      </w:pPr>
+      <w:r>
+        <w:rPr>
+          <w:rFonts w:hint="eastAsia"/>
+          <w:b w:val="0"/>
+          <w:bCs w:val="0"/>
+          <w:sz w:val="24"/>
+          <w:szCs w:val="32"/>
+          <w:rtl w:val="0"/>
+          <w:lang w:val="en-US" w:eastAsia="zh-CN"/>
+        </w:rPr>
+        <w:t>-金大剑</w:t>
+      </w:r>
+    </w:p>
+    <w:p>
+      <w:pPr>
+        <w:rPr>
+          <w:rFonts w:hint="eastAsia"/>
+          <w:b/>
+          <w:bCs/>
+          <w:sz w:val="24"/>
+          <w:szCs w:val="32"/>
+          <w:rtl w:val="0"/>
+          <w:lang w:val="en-US" w:eastAsia="zh-CN"/>
+        </w:rPr>
+      </w:pPr>
+      <w:r>
+        <w:rPr>
+          <w:rFonts w:hint="eastAsia"/>
+          <w:b/>
+          <w:bCs/>
+          <w:sz w:val="24"/>
+          <w:szCs w:val="32"/>
+          <w:rtl w:val="0"/>
+          <w:lang w:val="en-US" w:eastAsia="zh-CN"/>
+        </w:rPr>
+        <w:t>摆渡人：</w:t>
+      </w:r>
+    </w:p>
+    <w:p>
+      <w:pPr>
+        <w:rPr>
+          <w:rFonts w:hint="eastAsia"/>
+          <w:b w:val="0"/>
+          <w:bCs w:val="0"/>
+          <w:sz w:val="24"/>
+          <w:szCs w:val="32"/>
+          <w:rtl w:val="0"/>
+          <w:lang w:val="en-US" w:eastAsia="zh-CN"/>
+        </w:rPr>
+      </w:pPr>
+      <w:r>
+        <w:rPr>
+          <w:rFonts w:hint="eastAsia"/>
+          <w:b w:val="0"/>
+          <w:bCs w:val="0"/>
+          <w:sz w:val="24"/>
+          <w:szCs w:val="32"/>
+          <w:rtl w:val="0"/>
+          <w:lang w:val="en-US" w:eastAsia="zh-CN"/>
+        </w:rPr>
+        <w:t>你好，逐火者！（初次见面）</w:t>
+      </w:r>
+    </w:p>
+    <w:p>
+      <w:pPr>
+        <w:rPr>
+          <w:rFonts w:hint="eastAsia"/>
+          <w:b w:val="0"/>
+          <w:bCs w:val="0"/>
+          <w:sz w:val="24"/>
+          <w:szCs w:val="32"/>
+          <w:rtl w:val="0"/>
+          <w:lang w:val="en-US" w:eastAsia="zh-CN"/>
+        </w:rPr>
+      </w:pPr>
+      <w:r>
+        <w:rPr>
+          <w:rFonts w:hint="eastAsia"/>
+          <w:b w:val="0"/>
+          <w:bCs w:val="0"/>
+          <w:sz w:val="24"/>
+          <w:szCs w:val="32"/>
+          <w:rtl w:val="0"/>
+          <w:lang w:val="en-US" w:eastAsia="zh-CN"/>
+        </w:rPr>
+        <w:t>-你是何人？</w:t>
+      </w:r>
+    </w:p>
+    <w:p>
+      <w:pPr>
+        <w:ind w:firstLine="420" w:firstLineChars="0"/>
+        <w:rPr>
+          <w:rFonts w:hint="default"/>
+          <w:b w:val="0"/>
+          <w:bCs w:val="0"/>
+          <w:sz w:val="24"/>
+          <w:szCs w:val="32"/>
+          <w:rtl w:val="0"/>
+          <w:lang w:val="en-US" w:eastAsia="zh-CN"/>
+        </w:rPr>
+      </w:pPr>
+      <w:r>
+        <w:rPr>
+          <w:rFonts w:hint="eastAsia"/>
+          <w:b w:val="0"/>
+          <w:bCs w:val="0"/>
+          <w:sz w:val="24"/>
+          <w:szCs w:val="32"/>
+          <w:rtl w:val="0"/>
+          <w:lang w:val="en-US" w:eastAsia="zh-CN"/>
+        </w:rPr>
+        <w:t>吾乃圣殿摆渡人，可送阁下离开结界前往主世界。吾也会接纳主世界的亡魂，我也留下了不少他们散落的饰品遗物。但需使用</w:t>
+      </w:r>
+      <w:r>
+        <w:rPr>
+          <w:rFonts w:hint="default"/>
+          <w:b w:val="0"/>
+          <w:bCs w:val="0"/>
+          <w:sz w:val="24"/>
+          <w:szCs w:val="32"/>
+          <w:rtl w:val="0"/>
+          <w:lang w:val="en-US" w:eastAsia="zh-CN"/>
+        </w:rPr>
+        <w:t>[</w:t>
+      </w:r>
+      <w:r>
+        <w:rPr>
+          <w:rFonts w:hint="eastAsia"/>
+          <w:b w:val="0"/>
+          <w:bCs w:val="0"/>
+          <w:sz w:val="24"/>
+          <w:szCs w:val="32"/>
+          <w:rtl w:val="0"/>
+          <w:lang w:val="en-US" w:eastAsia="zh-CN"/>
+        </w:rPr>
+        <w:t>饰品精华</w:t>
+      </w:r>
+      <w:r>
+        <w:rPr>
+          <w:rFonts w:hint="default"/>
+          <w:b w:val="0"/>
+          <w:bCs w:val="0"/>
+          <w:sz w:val="24"/>
+          <w:szCs w:val="32"/>
+          <w:rtl w:val="0"/>
+          <w:lang w:val="en-US" w:eastAsia="zh-CN"/>
+        </w:rPr>
+        <w:t>]</w:t>
+      </w:r>
+      <w:r>
+        <w:rPr>
+          <w:rFonts w:hint="eastAsia"/>
+          <w:b w:val="0"/>
+          <w:bCs w:val="0"/>
+          <w:sz w:val="24"/>
+          <w:szCs w:val="32"/>
+          <w:rtl w:val="0"/>
+          <w:lang w:val="en-US" w:eastAsia="zh-CN"/>
+        </w:rPr>
+        <w:t>才能提炼。阁下若是有饰品精华，可予我看看。</w:t>
+      </w:r>
+    </w:p>
+    <w:p>
+      <w:pPr>
+        <w:rPr>
+          <w:rFonts w:hint="eastAsia"/>
+          <w:b w:val="0"/>
+          <w:bCs w:val="0"/>
+          <w:sz w:val="24"/>
+          <w:szCs w:val="32"/>
+          <w:rtl w:val="0"/>
+          <w:lang w:val="en-US" w:eastAsia="zh-CN"/>
+        </w:rPr>
+      </w:pPr>
+      <w:r>
+        <w:rPr>
+          <w:rFonts w:hint="eastAsia"/>
+          <w:b w:val="0"/>
+          <w:bCs w:val="0"/>
+          <w:sz w:val="24"/>
+          <w:szCs w:val="32"/>
+          <w:rtl w:val="0"/>
+          <w:lang w:val="en-US" w:eastAsia="zh-CN"/>
+        </w:rPr>
+        <w:t>-关于守望者</w:t>
+      </w:r>
+    </w:p>
+    <w:p>
+      <w:pPr>
+        <w:ind w:firstLine="420" w:firstLineChars="0"/>
+        <w:rPr>
+          <w:rFonts w:hint="default"/>
+          <w:b w:val="0"/>
+          <w:bCs w:val="0"/>
+          <w:sz w:val="24"/>
+          <w:szCs w:val="32"/>
+          <w:rtl w:val="0"/>
+          <w:lang w:val="en-US" w:eastAsia="zh-CN"/>
+        </w:rPr>
+      </w:pPr>
+      <w:r>
+        <w:rPr>
+          <w:rFonts w:hint="eastAsia"/>
+          <w:b w:val="0"/>
+          <w:bCs w:val="0"/>
+          <w:sz w:val="24"/>
+          <w:szCs w:val="32"/>
+          <w:rtl w:val="0"/>
+          <w:lang w:val="en-US" w:eastAsia="zh-CN"/>
+        </w:rPr>
+        <w:t>守望者大人日夜为拯救圣殿而操劳，实在令人敬佩。</w:t>
+      </w:r>
+    </w:p>
+    <w:p>
+      <w:pPr>
+        <w:rPr>
+          <w:rFonts w:hint="eastAsia"/>
+          <w:b w:val="0"/>
+          <w:bCs w:val="0"/>
+          <w:sz w:val="24"/>
+          <w:szCs w:val="32"/>
+          <w:rtl w:val="0"/>
+          <w:lang w:val="en-US" w:eastAsia="zh-CN"/>
+        </w:rPr>
+      </w:pPr>
+      <w:r>
+        <w:rPr>
+          <w:rFonts w:hint="eastAsia"/>
+          <w:b w:val="0"/>
+          <w:bCs w:val="0"/>
+          <w:sz w:val="24"/>
+          <w:szCs w:val="32"/>
+          <w:rtl w:val="0"/>
+          <w:lang w:val="en-US" w:eastAsia="zh-CN"/>
+        </w:rPr>
+        <w:t>-见面礼（高亮）</w:t>
+      </w:r>
+    </w:p>
+    <w:p>
+      <w:pPr>
+        <w:ind w:firstLine="420" w:firstLineChars="0"/>
+        <w:rPr>
+          <w:rFonts w:hint="default"/>
+          <w:b w:val="0"/>
+          <w:bCs w:val="0"/>
+          <w:color w:val="auto"/>
+          <w:sz w:val="24"/>
+          <w:szCs w:val="32"/>
+          <w:highlight w:val="yellow"/>
+          <w:rtl w:val="0"/>
+          <w:lang w:val="en-US" w:eastAsia="zh-CN"/>
+        </w:rPr>
+      </w:pPr>
+      <w:r>
+        <w:rPr>
+          <w:rFonts w:hint="eastAsia"/>
+          <w:b w:val="0"/>
+          <w:bCs w:val="0"/>
+          <w:sz w:val="24"/>
+          <w:szCs w:val="32"/>
+          <w:rtl w:val="0"/>
+          <w:lang w:val="en-US" w:eastAsia="zh-CN"/>
+        </w:rPr>
+        <w:t>这枚龙蛋赠与阁下，龙可是在主世界旅行时必不可少的伙伴！</w:t>
+      </w:r>
+      <w:r>
+        <w:rPr>
+          <w:rFonts w:hint="eastAsia"/>
+          <w:b w:val="0"/>
+          <w:bCs w:val="0"/>
+          <w:color w:val="auto"/>
+          <w:sz w:val="24"/>
+          <w:szCs w:val="32"/>
+          <w:highlight w:val="yellow"/>
+          <w:rtl w:val="0"/>
+          <w:lang w:val="en-US" w:eastAsia="zh-CN"/>
+        </w:rPr>
+        <w:t>（获得随机龙蛋，精灵球，龙之书）</w:t>
+      </w:r>
+    </w:p>
+    <w:p>
+      <w:pPr>
+        <w:rPr>
+          <w:rFonts w:hint="default"/>
+          <w:b/>
+          <w:bCs/>
+          <w:sz w:val="24"/>
+          <w:szCs w:val="32"/>
+          <w:rtl w:val="0"/>
+          <w:lang w:val="en-US" w:eastAsia="zh-CN"/>
+        </w:rPr>
+      </w:pPr>
+    </w:p>
+    <w:p>
+      <w:pPr>
+        <w:rPr>
+          <w:rFonts w:hint="default"/>
+          <w:b/>
+          <w:bCs/>
+          <w:sz w:val="24"/>
+          <w:szCs w:val="32"/>
+          <w:highlight w:val="yellow"/>
+          <w:rtl w:val="0"/>
+          <w:lang w:val="en-US" w:eastAsia="zh-CN"/>
+        </w:rPr>
+      </w:pPr>
+      <w:r>
+        <w:rPr>
+          <w:rFonts w:hint="eastAsia"/>
+          <w:b/>
+          <w:bCs/>
+          <w:sz w:val="24"/>
+          <w:szCs w:val="32"/>
+          <w:highlight w:val="yellow"/>
+          <w:rtl w:val="0"/>
+          <w:lang w:val="en-US" w:eastAsia="zh-CN"/>
+        </w:rPr>
+        <w:t>使用共鸣石头，先搜大地塔，再以大地塔为中心搜奇美拉，记得放同一个群系，比如都丢沙漠或者雨林里。</w:t>
+      </w:r>
+    </w:p>
+    <w:p>
+      <w:pPr>
+        <w:rPr>
+          <w:rFonts w:hint="eastAsia"/>
+          <w:b/>
+          <w:bCs/>
+          <w:sz w:val="24"/>
+          <w:szCs w:val="24"/>
+          <w:lang w:val="en-US" w:eastAsia="zh-CN"/>
+        </w:rPr>
+      </w:pPr>
+      <w:r>
+        <w:rPr>
+          <w:rFonts w:hint="eastAsia"/>
+          <w:b/>
+          <w:bCs/>
+          <w:sz w:val="24"/>
+          <w:szCs w:val="24"/>
+          <w:lang w:val="en-US" w:eastAsia="zh-CN"/>
+        </w:rPr>
+        <w:t>骸骨奇美拉：</w:t>
+      </w:r>
+    </w:p>
+    <w:p>
+      <w:pPr>
+        <w:rPr>
+          <w:rFonts w:hint="default"/>
+          <w:b w:val="0"/>
+          <w:bCs w:val="0"/>
+          <w:sz w:val="24"/>
+          <w:szCs w:val="24"/>
+          <w:lang w:val="en-US" w:eastAsia="zh-CN"/>
+        </w:rPr>
+      </w:pPr>
+      <w:r>
+        <w:rPr>
+          <w:rFonts w:hint="eastAsia"/>
+          <w:b w:val="0"/>
+          <w:bCs w:val="0"/>
+          <w:sz w:val="24"/>
+          <w:szCs w:val="24"/>
+          <w:lang w:val="en-US" w:eastAsia="zh-CN"/>
+        </w:rPr>
+        <w:t>人类？竟能发现此地，可是共鸣石指引你来此？</w:t>
+      </w:r>
+    </w:p>
+    <w:p>
+      <w:pPr>
+        <w:rPr>
+          <w:rFonts w:hint="eastAsia"/>
+          <w:sz w:val="24"/>
+          <w:szCs w:val="24"/>
+          <w:lang w:val="en-US" w:eastAsia="zh-CN"/>
+        </w:rPr>
+      </w:pPr>
+      <w:r>
+        <w:rPr>
+          <w:rFonts w:hint="eastAsia"/>
+          <w:sz w:val="24"/>
+          <w:szCs w:val="24"/>
+          <w:lang w:val="en-US" w:eastAsia="zh-CN"/>
+        </w:rPr>
+        <w:t>-你为何囚禁于此？</w:t>
+      </w:r>
+    </w:p>
+    <w:p>
+      <w:pPr>
+        <w:ind w:firstLine="420" w:firstLineChars="0"/>
+        <w:rPr>
+          <w:rFonts w:hint="default"/>
+          <w:sz w:val="24"/>
+          <w:szCs w:val="24"/>
+          <w:lang w:val="en-US" w:eastAsia="zh-CN"/>
+        </w:rPr>
+      </w:pPr>
+      <w:r>
+        <w:rPr>
+          <w:rFonts w:hint="eastAsia"/>
+          <w:sz w:val="24"/>
+          <w:szCs w:val="24"/>
+          <w:lang w:val="en-US" w:eastAsia="zh-CN"/>
+        </w:rPr>
+        <w:t>吾乃大地使徒之坐骑，高塔封印降临之时，大地使徒将吾传送至此，共鸣石得以寻吾之所在。</w:t>
+      </w:r>
+    </w:p>
+    <w:p>
+      <w:pPr>
+        <w:rPr>
+          <w:rFonts w:hint="eastAsia"/>
+          <w:sz w:val="24"/>
+          <w:szCs w:val="24"/>
+          <w:lang w:val="en-US" w:eastAsia="zh-CN"/>
+        </w:rPr>
+      </w:pPr>
+      <w:r>
+        <w:rPr>
+          <w:rFonts w:hint="eastAsia"/>
+          <w:sz w:val="24"/>
+          <w:szCs w:val="24"/>
+          <w:lang w:val="en-US" w:eastAsia="zh-CN"/>
+        </w:rPr>
+        <w:t>-询问神之眼</w:t>
+      </w:r>
+    </w:p>
+    <w:p>
+      <w:pPr>
+        <w:ind w:firstLine="420" w:firstLineChars="0"/>
+        <w:rPr>
+          <w:rFonts w:hint="default"/>
+          <w:sz w:val="24"/>
+          <w:szCs w:val="24"/>
+          <w:lang w:val="en-US" w:eastAsia="zh-CN"/>
+        </w:rPr>
+      </w:pPr>
+      <w:r>
+        <w:rPr>
+          <w:rFonts w:hint="eastAsia"/>
+          <w:sz w:val="24"/>
+          <w:szCs w:val="24"/>
+          <w:lang w:val="en-US" w:eastAsia="zh-CN"/>
+        </w:rPr>
+        <w:t>大地石碑，坐落于（x</w:t>
+      </w:r>
+      <w:r>
+        <w:rPr>
+          <w:rFonts w:hint="default"/>
+          <w:sz w:val="24"/>
+          <w:szCs w:val="24"/>
+          <w:lang w:val="en-US" w:eastAsia="zh-CN"/>
+        </w:rPr>
+        <w:t>, y</w:t>
+      </w:r>
+      <w:r>
+        <w:rPr>
+          <w:rFonts w:hint="eastAsia"/>
+          <w:sz w:val="24"/>
+          <w:szCs w:val="24"/>
+          <w:lang w:val="en-US" w:eastAsia="zh-CN"/>
+        </w:rPr>
+        <w:t>）。高塔受诅咒而冤魂缠绕，此乃吾之尸骨，可助你驱散大地塔之冤魂。</w:t>
+      </w:r>
+    </w:p>
+    <w:p>
+      <w:pPr>
+        <w:ind w:firstLine="420" w:firstLineChars="0"/>
+        <w:rPr>
+          <w:rFonts w:hint="default"/>
+          <w:sz w:val="24"/>
+          <w:szCs w:val="24"/>
+          <w:lang w:val="en-US" w:eastAsia="zh-CN"/>
+        </w:rPr>
+      </w:pPr>
+      <w:r>
+        <w:rPr>
+          <w:rFonts w:hint="eastAsia"/>
+          <w:sz w:val="24"/>
+          <w:szCs w:val="24"/>
+          <w:lang w:val="en-US" w:eastAsia="zh-CN"/>
+        </w:rPr>
+        <w:t>-收下（获得饰品，佩戴后大地高塔不再刷新恼鬼，否则僵尸有50%概率变恼鬼）</w:t>
+      </w:r>
+    </w:p>
+    <w:p>
+      <w:pPr>
+        <w:rPr>
+          <w:rFonts w:hint="eastAsia"/>
+          <w:sz w:val="24"/>
+          <w:szCs w:val="24"/>
+          <w:lang w:val="en-US" w:eastAsia="zh-CN"/>
+        </w:rPr>
+      </w:pPr>
+      <w:r>
+        <w:rPr>
+          <w:rFonts w:hint="eastAsia"/>
+          <w:sz w:val="24"/>
+          <w:szCs w:val="24"/>
+          <w:lang w:val="en-US" w:eastAsia="zh-CN"/>
+        </w:rPr>
+        <w:t>-释放灵魂</w:t>
+      </w:r>
+    </w:p>
+    <w:p>
+      <w:pPr>
+        <w:ind w:firstLine="420" w:firstLineChars="0"/>
+        <w:rPr>
+          <w:rFonts w:hint="eastAsia"/>
+          <w:sz w:val="24"/>
+          <w:szCs w:val="24"/>
+          <w:lang w:val="en-US" w:eastAsia="zh-CN"/>
+        </w:rPr>
+      </w:pPr>
+      <w:r>
+        <w:rPr>
+          <w:rFonts w:hint="eastAsia"/>
+          <w:sz w:val="24"/>
+          <w:szCs w:val="24"/>
+          <w:lang w:val="en-US" w:eastAsia="zh-CN"/>
+        </w:rPr>
+        <w:t>吾携有不死诅咒，你若助我解脱，吾之尸骨可铸利器。准备好了吗？</w:t>
+      </w:r>
+    </w:p>
+    <w:p>
+      <w:pPr>
+        <w:ind w:firstLine="420" w:firstLineChars="0"/>
+        <w:rPr>
+          <w:rFonts w:hint="eastAsia"/>
+          <w:sz w:val="24"/>
+          <w:szCs w:val="24"/>
+          <w:lang w:val="en-US" w:eastAsia="zh-CN"/>
+        </w:rPr>
+      </w:pPr>
+      <w:r>
+        <w:rPr>
+          <w:rFonts w:hint="eastAsia"/>
+          <w:sz w:val="24"/>
+          <w:szCs w:val="24"/>
+          <w:lang w:val="en-US" w:eastAsia="zh-CN"/>
+        </w:rPr>
+        <w:t>-准备好了</w:t>
+      </w:r>
+    </w:p>
+    <w:p>
+      <w:pPr>
+        <w:ind w:firstLine="420" w:firstLineChars="0"/>
+        <w:rPr>
+          <w:rFonts w:hint="default"/>
+          <w:sz w:val="24"/>
+          <w:szCs w:val="24"/>
+          <w:lang w:val="en-US" w:eastAsia="zh-CN"/>
+        </w:rPr>
+      </w:pPr>
+      <w:r>
+        <w:rPr>
+          <w:rFonts w:hint="eastAsia"/>
+          <w:sz w:val="24"/>
+          <w:szCs w:val="24"/>
+          <w:lang w:val="en-US" w:eastAsia="zh-CN"/>
+        </w:rPr>
+        <w:t>-再等等</w:t>
+      </w:r>
+    </w:p>
+    <w:p>
+      <w:pPr>
+        <w:rPr>
+          <w:rFonts w:hint="default"/>
+          <w:b/>
+          <w:bCs/>
+          <w:sz w:val="24"/>
+          <w:szCs w:val="24"/>
+          <w:lang w:val="en-US" w:eastAsia="zh-CN"/>
+        </w:rPr>
+      </w:pPr>
+      <w:r>
+        <w:rPr>
+          <w:rFonts w:hint="eastAsia"/>
+          <w:b/>
+          <w:bCs/>
+          <w:sz w:val="24"/>
+          <w:szCs w:val="24"/>
+          <w:lang w:val="en-US" w:eastAsia="zh-CN"/>
+        </w:rPr>
+        <w:t>大地傀儡</w:t>
+      </w:r>
+    </w:p>
+    <w:p>
+      <w:pPr>
+        <w:rPr>
+          <w:rFonts w:hint="default"/>
+          <w:b w:val="0"/>
+          <w:bCs w:val="0"/>
+          <w:sz w:val="24"/>
+          <w:szCs w:val="24"/>
+          <w:lang w:val="en-US" w:eastAsia="zh-CN"/>
+        </w:rPr>
+      </w:pPr>
+      <w:r>
+        <w:rPr>
+          <w:rFonts w:hint="eastAsia"/>
+          <w:b w:val="0"/>
+          <w:bCs w:val="0"/>
+          <w:sz w:val="24"/>
+          <w:szCs w:val="24"/>
+          <w:lang w:val="en-US" w:eastAsia="zh-CN"/>
+        </w:rPr>
+        <w:t>初次生成时：何人在此扰我清净？</w:t>
+      </w:r>
+    </w:p>
+    <w:p>
+      <w:pPr>
+        <w:rPr>
+          <w:rFonts w:hint="default"/>
+          <w:b w:val="0"/>
+          <w:bCs w:val="0"/>
+          <w:sz w:val="24"/>
+          <w:szCs w:val="24"/>
+          <w:lang w:val="en-US" w:eastAsia="zh-CN"/>
+        </w:rPr>
+      </w:pPr>
+      <w:r>
+        <w:rPr>
+          <w:rFonts w:hint="eastAsia"/>
+          <w:b w:val="0"/>
+          <w:bCs w:val="0"/>
+          <w:sz w:val="24"/>
+          <w:szCs w:val="24"/>
+          <w:lang w:val="en-US" w:eastAsia="zh-CN"/>
+        </w:rPr>
+        <w:t>半血时：为了大地的荣光！</w:t>
+      </w:r>
+    </w:p>
+    <w:p>
+      <w:pPr>
+        <w:rPr>
+          <w:rFonts w:hint="default"/>
+          <w:b w:val="0"/>
+          <w:bCs w:val="0"/>
+          <w:sz w:val="24"/>
+          <w:szCs w:val="24"/>
+          <w:lang w:val="en-US" w:eastAsia="zh-CN"/>
+        </w:rPr>
+      </w:pPr>
+      <w:r>
+        <w:rPr>
+          <w:rFonts w:hint="eastAsia"/>
+          <w:b w:val="0"/>
+          <w:bCs w:val="0"/>
+          <w:sz w:val="24"/>
+          <w:szCs w:val="24"/>
+          <w:lang w:val="en-US" w:eastAsia="zh-CN"/>
+        </w:rPr>
+        <w:t>死亡时：Chimera，你看到了吗</w:t>
+      </w:r>
+      <w:r>
+        <w:rPr>
+          <w:rFonts w:hint="default"/>
+          <w:b w:val="0"/>
+          <w:bCs w:val="0"/>
+          <w:sz w:val="24"/>
+          <w:szCs w:val="24"/>
           <w:lang w:val="en-US" w:eastAsia="zh-CN"/>
         </w:rPr>
         <w:t>...</w:t>
       </w:r>
-      <w:r>
-        <w:rPr>
-          <w:rFonts w:hint="eastAsia"/>
-          <w:sz w:val="24"/>
-          <w:szCs w:val="32"/>
-          <w:rtl w:val="0"/>
-          <w:lang w:val="en-US" w:eastAsia="zh-CN"/>
-        </w:rPr>
-        <w:t>嘘，你可别告诉那家伙</w:t>
-      </w:r>
-      <w:r>
-        <w:rPr>
-          <w:rFonts w:hint="eastAsia"/>
-          <w:sz w:val="22"/>
-          <w:szCs w:val="28"/>
-          <w:rtl w:val="0"/>
-          <w:lang w:val="en-US" w:eastAsia="zh-CN"/>
-        </w:rPr>
-        <w:t>！</w:t>
-      </w:r>
-    </w:p>
-    <w:p>
-      <w:pPr>
-        <w:rPr>
-          <w:rFonts w:hint="eastAsia"/>
-          <w:sz w:val="24"/>
-          <w:szCs w:val="32"/>
-          <w:rtl w:val="0"/>
-          <w:lang w:val="en-US" w:eastAsia="zh-CN"/>
-        </w:rPr>
-      </w:pPr>
-      <w:r>
-        <w:rPr>
-          <w:rFonts w:hint="eastAsia"/>
-          <w:sz w:val="24"/>
-          <w:szCs w:val="32"/>
-          <w:rtl w:val="0"/>
-          <w:lang w:val="en-US" w:eastAsia="zh-CN"/>
-        </w:rPr>
-        <w:t>-关于守望者（和守望者对话过才有）</w:t>
-      </w:r>
-    </w:p>
-    <w:p>
-      <w:pPr>
-        <w:ind w:firstLine="420" w:firstLineChars="0"/>
-        <w:rPr>
-          <w:rFonts w:hint="default"/>
-          <w:sz w:val="24"/>
-          <w:szCs w:val="32"/>
-          <w:rtl w:val="0"/>
-          <w:lang w:val="en-US" w:eastAsia="zh-CN"/>
-        </w:rPr>
-      </w:pPr>
-      <w:r>
-        <w:rPr>
-          <w:rFonts w:hint="eastAsia"/>
-          <w:sz w:val="24"/>
-          <w:szCs w:val="32"/>
-          <w:rtl w:val="0"/>
-          <w:lang w:val="en-US" w:eastAsia="zh-CN"/>
-        </w:rPr>
-        <w:t>你已经和她打过招呼啦？她就是这里的主人了，看来要解决问题，我们只能暂时按她说的做了。</w:t>
-      </w:r>
-    </w:p>
-    <w:p>
-      <w:pPr>
-        <w:rPr>
-          <w:rFonts w:hint="eastAsia"/>
-          <w:sz w:val="24"/>
-          <w:szCs w:val="32"/>
-          <w:rtl w:val="0"/>
-          <w:lang w:val="en-US" w:eastAsia="zh-CN"/>
-        </w:rPr>
-      </w:pPr>
-      <w:r>
-        <w:rPr>
-          <w:rFonts w:hint="eastAsia"/>
-          <w:sz w:val="24"/>
-          <w:szCs w:val="32"/>
-          <w:rtl w:val="0"/>
-          <w:lang w:val="en-US" w:eastAsia="zh-CN"/>
-        </w:rPr>
-        <w:t>-关于这个世界</w:t>
-      </w:r>
-    </w:p>
-    <w:p>
-      <w:pPr>
-        <w:ind w:firstLine="420" w:firstLineChars="0"/>
-        <w:rPr>
-          <w:rFonts w:hint="default"/>
-          <w:sz w:val="24"/>
-          <w:szCs w:val="32"/>
-          <w:rtl w:val="0"/>
-          <w:lang w:val="en-US" w:eastAsia="zh-CN"/>
-        </w:rPr>
-      </w:pPr>
-      <w:r>
-        <w:rPr>
-          <w:rFonts w:hint="eastAsia"/>
-          <w:sz w:val="24"/>
-          <w:szCs w:val="32"/>
-          <w:rtl w:val="0"/>
-          <w:lang w:val="en-US" w:eastAsia="zh-CN"/>
-        </w:rPr>
-        <w:t>你已经听过守望者讲的故事了吧？但是真是假，还是得踏上旅程才知道。加油，我会一直在你身边！</w:t>
-      </w:r>
-    </w:p>
-    <w:p>
-      <w:pPr>
-        <w:rPr>
-          <w:rFonts w:hint="eastAsia"/>
-          <w:sz w:val="24"/>
-          <w:szCs w:val="32"/>
-          <w:rtl w:val="0"/>
-          <w:lang w:val="en-US" w:eastAsia="zh-CN"/>
-        </w:rPr>
-      </w:pPr>
-      <w:r>
-        <w:rPr>
-          <w:rFonts w:hint="eastAsia"/>
-          <w:sz w:val="24"/>
-          <w:szCs w:val="32"/>
-          <w:rtl w:val="0"/>
-          <w:lang w:val="en-US" w:eastAsia="zh-CN"/>
-        </w:rPr>
-        <w:t>-关于时装（领取后移除此选项）</w:t>
-      </w:r>
-    </w:p>
-    <w:p>
-      <w:pPr>
-        <w:ind w:firstLine="420" w:firstLineChars="0"/>
-        <w:rPr>
-          <w:rFonts w:hint="eastAsia"/>
-          <w:sz w:val="24"/>
-          <w:szCs w:val="32"/>
-          <w:rtl w:val="0"/>
-          <w:lang w:val="en-US" w:eastAsia="zh-CN"/>
-        </w:rPr>
-      </w:pPr>
-      <w:r>
-        <w:rPr>
-          <w:rFonts w:hint="eastAsia"/>
-          <w:sz w:val="24"/>
-          <w:szCs w:val="32"/>
-          <w:rtl w:val="0"/>
-          <w:lang w:val="en-US" w:eastAsia="zh-CN"/>
-        </w:rPr>
-        <w:t>来到这个世界，也应该换一套符合这个世界的衣服才行，给，快换上吧！</w:t>
-      </w:r>
-    </w:p>
-    <w:p>
-      <w:pPr>
-        <w:ind w:firstLine="420" w:firstLineChars="0"/>
-        <w:rPr>
-          <w:rFonts w:hint="default"/>
-          <w:sz w:val="24"/>
-          <w:szCs w:val="32"/>
+    </w:p>
+    <w:p>
+      <w:pPr>
+        <w:rPr>
+          <w:rFonts w:hint="default"/>
+          <w:b w:val="0"/>
+          <w:bCs w:val="0"/>
+          <w:sz w:val="24"/>
+          <w:szCs w:val="24"/>
           <w:highlight w:val="yellow"/>
-          <w:rtl w:val="0"/>
-          <w:lang w:val="en-US" w:eastAsia="zh-CN"/>
-        </w:rPr>
-      </w:pPr>
-      <w:r>
-        <w:rPr>
-          <w:rFonts w:hint="eastAsia"/>
-          <w:sz w:val="24"/>
-          <w:szCs w:val="32"/>
-          <w:rtl w:val="0"/>
-          <w:lang w:val="en-US" w:eastAsia="zh-CN"/>
-        </w:rPr>
-        <w:t>-领取</w:t>
-      </w:r>
-      <w:r>
-        <w:rPr>
-          <w:rFonts w:hint="eastAsia"/>
-          <w:sz w:val="24"/>
-          <w:szCs w:val="32"/>
+          <w:lang w:val="en-US" w:eastAsia="zh-CN"/>
+        </w:rPr>
+      </w:pPr>
+      <w:r>
+        <w:rPr>
+          <w:rFonts w:hint="eastAsia"/>
+          <w:b w:val="0"/>
+          <w:bCs w:val="0"/>
+          <w:sz w:val="24"/>
+          <w:szCs w:val="24"/>
           <w:highlight w:val="yellow"/>
-          <w:rtl w:val="0"/>
-          <w:lang w:val="en-US" w:eastAsia="zh-CN"/>
-        </w:rPr>
-        <w:t>（获得时装工坊方块，ftb解锁时装工坊说明书）</w:t>
-      </w:r>
-    </w:p>
-    <w:p>
-      <w:pPr>
-        <w:rPr>
-          <w:rFonts w:hint="eastAsia"/>
-          <w:sz w:val="24"/>
-          <w:szCs w:val="32"/>
-          <w:rtl w:val="0"/>
-          <w:lang w:val="en-US" w:eastAsia="zh-CN"/>
-        </w:rPr>
-      </w:pPr>
-      <w:r>
-        <w:rPr>
-          <w:rFonts w:hint="eastAsia"/>
-          <w:sz w:val="24"/>
-          <w:szCs w:val="32"/>
-          <w:rtl w:val="0"/>
-          <w:lang w:val="en-US" w:eastAsia="zh-CN"/>
-        </w:rPr>
-        <w:t>-关于忆质</w:t>
-      </w:r>
-    </w:p>
-    <w:p>
-      <w:pPr>
-        <w:ind w:firstLine="420" w:firstLineChars="0"/>
-        <w:rPr>
-          <w:rFonts w:hint="default"/>
-          <w:sz w:val="24"/>
-          <w:szCs w:val="32"/>
-          <w:rtl w:val="0"/>
-          <w:lang w:val="en-US" w:eastAsia="zh-CN"/>
-        </w:rPr>
-      </w:pPr>
-      <w:r>
-        <w:rPr>
-          <w:rFonts w:hint="eastAsia"/>
-          <w:sz w:val="24"/>
-          <w:szCs w:val="32"/>
-          <w:rtl w:val="0"/>
-          <w:lang w:val="en-US" w:eastAsia="zh-CN"/>
-        </w:rPr>
-        <w:t>书上说，忆质是这个世界特有的一种物质，它记载了所有者生前的记忆。如果你拿到了忆质，请给我看看吧。</w:t>
-      </w:r>
-    </w:p>
-    <w:p>
-      <w:pPr>
-        <w:rPr>
-          <w:rFonts w:hint="default"/>
-          <w:sz w:val="24"/>
-          <w:szCs w:val="32"/>
-          <w:rtl w:val="0"/>
-          <w:lang w:val="en-US" w:eastAsia="zh-CN"/>
-        </w:rPr>
-      </w:pPr>
-      <w:r>
-        <w:rPr>
-          <w:rFonts w:hint="eastAsia"/>
-          <w:sz w:val="24"/>
-          <w:szCs w:val="32"/>
-          <w:rtl w:val="0"/>
-          <w:lang w:val="en-US" w:eastAsia="zh-CN"/>
-        </w:rPr>
-        <w:t>-法术淬灵（获得xxx后解锁，铁魔法升级，打开ui）</w:t>
-      </w:r>
-    </w:p>
-    <w:p>
-      <w:pPr>
-        <w:rPr>
-          <w:rFonts w:hint="eastAsia"/>
-          <w:sz w:val="24"/>
-          <w:szCs w:val="32"/>
-          <w:rtl w:val="0"/>
-          <w:lang w:val="en-US" w:eastAsia="zh-CN"/>
-        </w:rPr>
-      </w:pPr>
-      <w:r>
-        <w:rPr>
-          <w:rFonts w:hint="eastAsia"/>
-          <w:sz w:val="24"/>
-          <w:szCs w:val="32"/>
-          <w:rtl w:val="0"/>
-          <w:lang w:val="en-US" w:eastAsia="zh-CN"/>
-        </w:rPr>
-        <w:t>-进入轮回绝境（获得xxx后解锁，直接传送）</w:t>
-      </w:r>
-    </w:p>
-    <w:p>
-      <w:pPr>
-        <w:rPr>
-          <w:rFonts w:hint="eastAsia"/>
-          <w:b/>
-          <w:bCs/>
-          <w:sz w:val="24"/>
-          <w:szCs w:val="32"/>
-          <w:rtl w:val="0"/>
-          <w:lang w:val="en-US" w:eastAsia="zh-CN"/>
-        </w:rPr>
-      </w:pPr>
-      <w:r>
-        <w:rPr>
-          <w:rFonts w:hint="eastAsia"/>
-          <w:b/>
-          <w:bCs/>
-          <w:sz w:val="24"/>
-          <w:szCs w:val="32"/>
-          <w:rtl w:val="0"/>
-          <w:lang w:val="en-US" w:eastAsia="zh-CN"/>
-        </w:rPr>
-        <w:t>Old Emric (老艾默)：</w:t>
-      </w:r>
-    </w:p>
-    <w:p>
-      <w:pPr>
-        <w:rPr>
-          <w:rFonts w:hint="default"/>
-          <w:b/>
-          <w:bCs/>
-          <w:sz w:val="24"/>
-          <w:szCs w:val="32"/>
-          <w:rtl w:val="0"/>
-          <w:lang w:val="en-US" w:eastAsia="zh-CN"/>
-        </w:rPr>
-      </w:pPr>
-      <w:r>
-        <w:rPr>
-          <w:rFonts w:hint="default"/>
-          <w:b/>
-          <w:bCs/>
-          <w:sz w:val="24"/>
-          <w:szCs w:val="32"/>
-          <w:rtl w:val="0"/>
-          <w:lang w:val="en-US" w:eastAsia="zh-CN"/>
-        </w:rPr>
-        <w:t>奥恩是弗雷尔卓德的一位半神，主掌着锻造和工艺。他在名为炉乡的火山下的溶洞中凿出了一座雄伟的工坊，独自一人在里头干活。他摆弄着熔岩沸腾的坩埚，提炼矿石，打造出无与伦比的精良物件。当其他神灵——尤其是沃利贝尔，在大地上行走并且介入了凡间的事务时，奥恩就会出面，将这些鲁莽的家伙劝回各自的位置上。要么是用手里可靠的锤子，要么就是群山的烈火。</w:t>
-      </w:r>
-    </w:p>
-    <w:p>
-      <w:pPr>
-        <w:rPr>
-          <w:rFonts w:hint="eastAsia"/>
-          <w:b w:val="0"/>
-          <w:bCs w:val="0"/>
-          <w:sz w:val="24"/>
-          <w:szCs w:val="32"/>
-          <w:rtl w:val="0"/>
-          <w:lang w:val="en-US" w:eastAsia="zh-CN"/>
-        </w:rPr>
-      </w:pPr>
-      <w:r>
-        <w:rPr>
-          <w:rFonts w:hint="eastAsia"/>
-          <w:b w:val="0"/>
-          <w:bCs w:val="0"/>
-          <w:sz w:val="24"/>
-          <w:szCs w:val="32"/>
-          <w:rtl w:val="0"/>
-          <w:lang w:val="en-US" w:eastAsia="zh-CN"/>
-        </w:rPr>
-        <w:t>火焰的温度、钢铁的韧性——这两样东西能解决世上大多数问题。</w:t>
-      </w:r>
-    </w:p>
-    <w:p>
-      <w:pPr>
-        <w:rPr>
-          <w:rFonts w:hint="eastAsia"/>
-          <w:b w:val="0"/>
-          <w:bCs w:val="0"/>
-          <w:sz w:val="24"/>
-          <w:szCs w:val="32"/>
-          <w:rtl w:val="0"/>
-          <w:lang w:val="en-US" w:eastAsia="zh-CN"/>
-        </w:rPr>
-      </w:pPr>
-      <w:r>
-        <w:rPr>
-          <w:rFonts w:hint="eastAsia"/>
-          <w:b w:val="0"/>
-          <w:bCs w:val="0"/>
-          <w:sz w:val="24"/>
-          <w:szCs w:val="32"/>
-          <w:rtl w:val="0"/>
-          <w:lang w:val="en-US" w:eastAsia="zh-CN"/>
-        </w:rPr>
-        <w:t>-你是何人？</w:t>
-      </w:r>
-    </w:p>
-    <w:p>
-      <w:pPr>
-        <w:ind w:firstLine="420" w:firstLineChars="0"/>
-        <w:rPr>
-          <w:rFonts w:hint="default"/>
-          <w:b w:val="0"/>
-          <w:bCs w:val="0"/>
-          <w:sz w:val="24"/>
-          <w:szCs w:val="32"/>
-          <w:rtl w:val="0"/>
-          <w:lang w:val="en-US" w:eastAsia="zh-CN"/>
-        </w:rPr>
-      </w:pPr>
-      <w:r>
-        <w:rPr>
-          <w:rFonts w:hint="eastAsia"/>
-          <w:b w:val="0"/>
-          <w:bCs w:val="0"/>
-          <w:sz w:val="24"/>
-          <w:szCs w:val="32"/>
-          <w:rtl w:val="0"/>
-          <w:lang w:val="en-US" w:eastAsia="zh-CN"/>
-        </w:rPr>
-        <w:t>吾乃艾默</w:t>
-      </w:r>
-      <w:r>
-        <w:rPr>
-          <w:rFonts w:hint="default"/>
-          <w:b w:val="0"/>
-          <w:bCs w:val="0"/>
-          <w:sz w:val="24"/>
-          <w:szCs w:val="32"/>
-          <w:rtl w:val="0"/>
-          <w:lang w:val="en-US" w:eastAsia="zh-CN"/>
-        </w:rPr>
-        <w:t>Emric</w:t>
-      </w:r>
-      <w:r>
-        <w:rPr>
-          <w:rFonts w:hint="eastAsia"/>
-          <w:b w:val="0"/>
-          <w:bCs w:val="0"/>
-          <w:sz w:val="24"/>
-          <w:szCs w:val="32"/>
-          <w:rtl w:val="0"/>
-          <w:lang w:val="en-US" w:eastAsia="zh-CN"/>
-        </w:rPr>
-        <w:t>，为圣殿铸神兵，黑潮来袭之前，本以为老夫所铸神兵天下无敌。现在想来，可笑，可笑。</w:t>
-      </w:r>
-    </w:p>
-    <w:p>
-      <w:pPr>
-        <w:rPr>
-          <w:rFonts w:hint="eastAsia"/>
-          <w:b w:val="0"/>
-          <w:bCs w:val="0"/>
-          <w:sz w:val="24"/>
-          <w:szCs w:val="32"/>
-          <w:rtl w:val="0"/>
-          <w:lang w:val="en-US" w:eastAsia="zh-CN"/>
-        </w:rPr>
-      </w:pPr>
-      <w:r>
-        <w:rPr>
-          <w:rFonts w:hint="eastAsia"/>
-          <w:b w:val="0"/>
-          <w:bCs w:val="0"/>
-          <w:sz w:val="24"/>
-          <w:szCs w:val="32"/>
-          <w:rtl w:val="0"/>
-          <w:lang w:val="en-US" w:eastAsia="zh-CN"/>
-        </w:rPr>
-        <w:t>-关于守望者</w:t>
-      </w:r>
-    </w:p>
-    <w:p>
-      <w:pPr>
-        <w:ind w:firstLine="420" w:firstLineChars="0"/>
-        <w:rPr>
-          <w:rFonts w:hint="default"/>
-          <w:b w:val="0"/>
-          <w:bCs w:val="0"/>
-          <w:sz w:val="24"/>
-          <w:szCs w:val="32"/>
-          <w:rtl w:val="0"/>
-          <w:lang w:val="en-US" w:eastAsia="zh-CN"/>
-        </w:rPr>
-      </w:pPr>
-      <w:r>
-        <w:rPr>
-          <w:rFonts w:hint="eastAsia"/>
-          <w:b w:val="0"/>
-          <w:bCs w:val="0"/>
-          <w:sz w:val="24"/>
-          <w:szCs w:val="32"/>
-          <w:rtl w:val="0"/>
-          <w:lang w:val="en-US" w:eastAsia="zh-CN"/>
-        </w:rPr>
-        <w:t>守望者大人实在令人捉摸不透，但她所布下的局，未曾败过，服从便是。</w:t>
-      </w:r>
-    </w:p>
-    <w:p>
-      <w:pPr>
-        <w:rPr>
-          <w:rFonts w:hint="eastAsia"/>
-          <w:b w:val="0"/>
-          <w:bCs w:val="0"/>
-          <w:sz w:val="24"/>
-          <w:szCs w:val="32"/>
-          <w:rtl w:val="0"/>
-          <w:lang w:val="en-US" w:eastAsia="zh-CN"/>
-        </w:rPr>
-      </w:pPr>
-      <w:r>
-        <w:rPr>
-          <w:rFonts w:hint="eastAsia"/>
-          <w:b w:val="0"/>
-          <w:bCs w:val="0"/>
-          <w:sz w:val="24"/>
-          <w:szCs w:val="32"/>
-          <w:rtl w:val="0"/>
-          <w:lang w:val="en-US" w:eastAsia="zh-CN"/>
-        </w:rPr>
-        <w:t>-关于摆渡人</w:t>
-      </w:r>
-    </w:p>
-    <w:p>
-      <w:pPr>
-        <w:ind w:firstLine="420" w:firstLineChars="0"/>
-        <w:rPr>
-          <w:rFonts w:hint="default"/>
-          <w:b w:val="0"/>
-          <w:bCs w:val="0"/>
-          <w:sz w:val="24"/>
-          <w:szCs w:val="32"/>
-          <w:rtl w:val="0"/>
-          <w:lang w:val="en-US" w:eastAsia="zh-CN"/>
-        </w:rPr>
-      </w:pPr>
-      <w:r>
-        <w:rPr>
-          <w:rFonts w:hint="eastAsia"/>
-          <w:b w:val="0"/>
-          <w:bCs w:val="0"/>
-          <w:sz w:val="24"/>
-          <w:szCs w:val="32"/>
-          <w:rtl w:val="0"/>
-          <w:lang w:val="en-US" w:eastAsia="zh-CN"/>
-        </w:rPr>
-        <w:t>那小姑娘倒比老夫自在，老夫再也没法回到故土了。</w:t>
-      </w:r>
-    </w:p>
-    <w:p>
-      <w:pPr>
-        <w:rPr>
-          <w:rFonts w:hint="eastAsia"/>
-          <w:b w:val="0"/>
-          <w:bCs w:val="0"/>
-          <w:sz w:val="24"/>
-          <w:szCs w:val="32"/>
-          <w:rtl w:val="0"/>
-          <w:lang w:val="en-US" w:eastAsia="zh-CN"/>
-        </w:rPr>
-      </w:pPr>
-      <w:r>
-        <w:rPr>
-          <w:rFonts w:hint="eastAsia"/>
-          <w:b w:val="0"/>
-          <w:bCs w:val="0"/>
-          <w:sz w:val="24"/>
-          <w:szCs w:val="32"/>
-          <w:rtl w:val="0"/>
-          <w:lang w:val="en-US" w:eastAsia="zh-CN"/>
-        </w:rPr>
-        <w:t>-见面礼</w:t>
-      </w:r>
-    </w:p>
-    <w:p>
-      <w:pPr>
-        <w:ind w:firstLine="420" w:firstLineChars="0"/>
-        <w:rPr>
-          <w:rFonts w:hint="eastAsia"/>
-          <w:b w:val="0"/>
-          <w:bCs w:val="0"/>
-          <w:sz w:val="24"/>
-          <w:szCs w:val="32"/>
-          <w:rtl w:val="0"/>
-          <w:lang w:val="en-US" w:eastAsia="zh-CN"/>
-        </w:rPr>
-      </w:pPr>
-      <w:r>
-        <w:rPr>
-          <w:rFonts w:hint="eastAsia"/>
-          <w:b w:val="0"/>
-          <w:bCs w:val="0"/>
-          <w:sz w:val="24"/>
-          <w:szCs w:val="32"/>
-          <w:rtl w:val="0"/>
-          <w:lang w:val="en-US" w:eastAsia="zh-CN"/>
-        </w:rPr>
-        <w:t>这是一些边角碎料所铸成的，你暂且拿去防身吧。</w:t>
-      </w:r>
-    </w:p>
-    <w:p>
-      <w:pPr>
-        <w:ind w:firstLine="420" w:firstLineChars="0"/>
-        <w:rPr>
-          <w:rFonts w:hint="eastAsia"/>
-          <w:b w:val="0"/>
-          <w:bCs w:val="0"/>
-          <w:sz w:val="24"/>
-          <w:szCs w:val="32"/>
-          <w:rtl w:val="0"/>
-          <w:lang w:val="en-US" w:eastAsia="zh-CN"/>
-        </w:rPr>
-      </w:pPr>
-      <w:r>
-        <w:rPr>
-          <w:rFonts w:hint="eastAsia"/>
-          <w:b w:val="0"/>
-          <w:bCs w:val="0"/>
-          <w:sz w:val="24"/>
-          <w:szCs w:val="32"/>
-          <w:rtl w:val="0"/>
-          <w:lang w:val="en-US" w:eastAsia="zh-CN"/>
-        </w:rPr>
-        <w:t>-铁匕首</w:t>
-      </w:r>
-    </w:p>
-    <w:p>
-      <w:pPr>
-        <w:ind w:firstLine="420" w:firstLineChars="0"/>
-        <w:rPr>
-          <w:rFonts w:hint="eastAsia"/>
-          <w:b w:val="0"/>
-          <w:bCs w:val="0"/>
-          <w:sz w:val="24"/>
-          <w:szCs w:val="32"/>
-          <w:rtl w:val="0"/>
-          <w:lang w:val="en-US" w:eastAsia="zh-CN"/>
-        </w:rPr>
-      </w:pPr>
-      <w:r>
-        <w:rPr>
-          <w:rFonts w:hint="eastAsia"/>
-          <w:b w:val="0"/>
-          <w:bCs w:val="0"/>
-          <w:sz w:val="24"/>
-          <w:szCs w:val="32"/>
-          <w:rtl w:val="0"/>
-          <w:lang w:val="en-US" w:eastAsia="zh-CN"/>
-        </w:rPr>
-        <w:t>-铁剑</w:t>
-      </w:r>
-    </w:p>
-    <w:p>
-      <w:pPr>
-        <w:ind w:firstLine="420" w:firstLineChars="0"/>
-        <w:rPr>
-          <w:rFonts w:hint="eastAsia"/>
-          <w:b w:val="0"/>
-          <w:bCs w:val="0"/>
-          <w:sz w:val="24"/>
-          <w:szCs w:val="32"/>
-          <w:rtl w:val="0"/>
-          <w:lang w:val="en-US" w:eastAsia="zh-CN"/>
-        </w:rPr>
-      </w:pPr>
-      <w:r>
-        <w:rPr>
-          <w:rFonts w:hint="eastAsia"/>
-          <w:b w:val="0"/>
-          <w:bCs w:val="0"/>
-          <w:sz w:val="24"/>
-          <w:szCs w:val="32"/>
-          <w:rtl w:val="0"/>
-          <w:lang w:val="en-US" w:eastAsia="zh-CN"/>
-        </w:rPr>
-        <w:t>-金长剑</w:t>
-      </w:r>
-    </w:p>
-    <w:p>
-      <w:pPr>
-        <w:ind w:firstLine="420" w:firstLineChars="0"/>
-        <w:rPr>
-          <w:rFonts w:hint="default"/>
-          <w:b w:val="0"/>
-          <w:bCs w:val="0"/>
-          <w:sz w:val="24"/>
-          <w:szCs w:val="32"/>
-          <w:rtl w:val="0"/>
-          <w:lang w:val="en-US" w:eastAsia="zh-CN"/>
-        </w:rPr>
-      </w:pPr>
-      <w:r>
-        <w:rPr>
-          <w:rFonts w:hint="eastAsia"/>
-          <w:b w:val="0"/>
-          <w:bCs w:val="0"/>
-          <w:sz w:val="24"/>
-          <w:szCs w:val="32"/>
-          <w:rtl w:val="0"/>
-          <w:lang w:val="en-US" w:eastAsia="zh-CN"/>
-        </w:rPr>
-        <w:t>-金太刀</w:t>
-      </w:r>
-    </w:p>
-    <w:p>
-      <w:pPr>
-        <w:ind w:firstLine="420" w:firstLineChars="0"/>
-        <w:rPr>
-          <w:rFonts w:hint="default"/>
-          <w:b w:val="0"/>
-          <w:bCs w:val="0"/>
-          <w:sz w:val="24"/>
-          <w:szCs w:val="32"/>
-          <w:rtl w:val="0"/>
-          <w:lang w:val="en-US" w:eastAsia="zh-CN"/>
-        </w:rPr>
-      </w:pPr>
-      <w:r>
-        <w:rPr>
-          <w:rFonts w:hint="eastAsia"/>
-          <w:b w:val="0"/>
-          <w:bCs w:val="0"/>
-          <w:sz w:val="24"/>
-          <w:szCs w:val="32"/>
-          <w:rtl w:val="0"/>
-          <w:lang w:val="en-US" w:eastAsia="zh-CN"/>
-        </w:rPr>
-        <w:t>-金长矛</w:t>
-      </w:r>
-    </w:p>
-    <w:p>
-      <w:pPr>
-        <w:ind w:firstLine="420" w:firstLineChars="0"/>
-        <w:rPr>
-          <w:rFonts w:hint="default"/>
-          <w:b w:val="0"/>
-          <w:bCs w:val="0"/>
-          <w:sz w:val="24"/>
-          <w:szCs w:val="32"/>
-          <w:rtl w:val="0"/>
-          <w:lang w:val="en-US" w:eastAsia="zh-CN"/>
-        </w:rPr>
-      </w:pPr>
-      <w:r>
-        <w:rPr>
-          <w:rFonts w:hint="eastAsia"/>
-          <w:b w:val="0"/>
-          <w:bCs w:val="0"/>
-          <w:sz w:val="24"/>
-          <w:szCs w:val="32"/>
-          <w:rtl w:val="0"/>
-          <w:lang w:val="en-US" w:eastAsia="zh-CN"/>
-        </w:rPr>
-        <w:t>-金大剑</w:t>
-      </w:r>
-    </w:p>
-    <w:p>
-      <w:pPr>
-        <w:rPr>
-          <w:rFonts w:hint="default"/>
-          <w:b/>
-          <w:bCs/>
-          <w:sz w:val="24"/>
-          <w:szCs w:val="32"/>
-          <w:rtl w:val="0"/>
-          <w:lang w:val="en-US" w:eastAsia="zh-CN"/>
-        </w:rPr>
-      </w:pPr>
-      <w:r>
-        <w:rPr>
-          <w:rFonts w:hint="eastAsia"/>
-          <w:b/>
-          <w:bCs/>
-          <w:sz w:val="24"/>
-          <w:szCs w:val="32"/>
-          <w:rtl w:val="0"/>
-          <w:lang w:val="en-US" w:eastAsia="zh-CN"/>
-        </w:rPr>
-        <w:t>摆渡人：</w:t>
-      </w:r>
-      <w:r>
-        <w:rPr>
-          <w:rFonts w:hint="default"/>
-          <w:b/>
-          <w:bCs/>
-          <w:sz w:val="24"/>
-          <w:szCs w:val="32"/>
-          <w:rtl w:val="0"/>
-          <w:lang w:val="en-US" w:eastAsia="zh-CN"/>
-        </w:rPr>
-        <w:t>(</w:t>
-      </w:r>
-      <w:r>
-        <w:rPr>
-          <w:rFonts w:hint="eastAsia"/>
-          <w:b/>
-          <w:bCs/>
-          <w:sz w:val="24"/>
-          <w:szCs w:val="32"/>
-          <w:rtl w:val="0"/>
-          <w:lang w:val="en-US" w:eastAsia="zh-CN"/>
-        </w:rPr>
-        <w:t>不怎么需要改</w:t>
-      </w:r>
-      <w:r>
-        <w:rPr>
-          <w:rFonts w:hint="default"/>
-          <w:b/>
-          <w:bCs/>
-          <w:sz w:val="24"/>
-          <w:szCs w:val="32"/>
-          <w:rtl w:val="0"/>
-          <w:lang w:val="en-US" w:eastAsia="zh-CN"/>
-        </w:rPr>
-        <w:t>)</w:t>
-      </w:r>
-    </w:p>
-    <w:p>
-      <w:pPr>
-        <w:rPr>
-          <w:rFonts w:hint="eastAsia"/>
-          <w:b w:val="0"/>
-          <w:bCs w:val="0"/>
-          <w:sz w:val="24"/>
-          <w:szCs w:val="32"/>
-          <w:rtl w:val="0"/>
-          <w:lang w:val="en-US" w:eastAsia="zh-CN"/>
-        </w:rPr>
-      </w:pPr>
-      <w:r>
-        <w:rPr>
-          <w:rFonts w:hint="eastAsia"/>
-          <w:b w:val="0"/>
-          <w:bCs w:val="0"/>
-          <w:sz w:val="24"/>
-          <w:szCs w:val="32"/>
-          <w:rtl w:val="0"/>
-          <w:lang w:val="en-US" w:eastAsia="zh-CN"/>
-        </w:rPr>
-        <w:t>你好，逐火者！（初次见面）</w:t>
-      </w:r>
-    </w:p>
-    <w:p>
-      <w:pPr>
-        <w:rPr>
-          <w:rFonts w:hint="eastAsia"/>
-          <w:b w:val="0"/>
-          <w:bCs w:val="0"/>
-          <w:sz w:val="24"/>
-          <w:szCs w:val="32"/>
-          <w:rtl w:val="0"/>
-          <w:lang w:val="en-US" w:eastAsia="zh-CN"/>
-        </w:rPr>
-      </w:pPr>
-      <w:r>
-        <w:rPr>
-          <w:rFonts w:hint="eastAsia"/>
-          <w:b w:val="0"/>
-          <w:bCs w:val="0"/>
-          <w:sz w:val="24"/>
-          <w:szCs w:val="32"/>
-          <w:rtl w:val="0"/>
-          <w:lang w:val="en-US" w:eastAsia="zh-CN"/>
-        </w:rPr>
-        <w:t>-你是何人？</w:t>
-      </w:r>
-    </w:p>
-    <w:p>
-      <w:pPr>
-        <w:ind w:firstLine="420" w:firstLineChars="0"/>
-        <w:rPr>
-          <w:rFonts w:hint="default"/>
-          <w:b w:val="0"/>
-          <w:bCs w:val="0"/>
-          <w:sz w:val="24"/>
-          <w:szCs w:val="32"/>
-          <w:rtl w:val="0"/>
-          <w:lang w:val="en-US" w:eastAsia="zh-CN"/>
-        </w:rPr>
-      </w:pPr>
-      <w:r>
-        <w:rPr>
-          <w:rFonts w:hint="eastAsia"/>
-          <w:b w:val="0"/>
-          <w:bCs w:val="0"/>
-          <w:sz w:val="24"/>
-          <w:szCs w:val="32"/>
-          <w:rtl w:val="0"/>
-          <w:lang w:val="en-US" w:eastAsia="zh-CN"/>
-        </w:rPr>
-        <w:t>吾乃圣殿摆渡人，可送阁下离开结界前往主世界。吾也会接纳主世界的亡魂，我也留下了不少他们散落的饰品遗物。但需使用</w:t>
-      </w:r>
-      <w:r>
-        <w:rPr>
-          <w:rFonts w:hint="default"/>
-          <w:b w:val="0"/>
-          <w:bCs w:val="0"/>
-          <w:sz w:val="24"/>
-          <w:szCs w:val="32"/>
-          <w:rtl w:val="0"/>
-          <w:lang w:val="en-US" w:eastAsia="zh-CN"/>
-        </w:rPr>
-        <w:t>[</w:t>
-      </w:r>
-      <w:r>
-        <w:rPr>
-          <w:rFonts w:hint="eastAsia"/>
-          <w:b w:val="0"/>
-          <w:bCs w:val="0"/>
-          <w:sz w:val="24"/>
-          <w:szCs w:val="32"/>
-          <w:rtl w:val="0"/>
-          <w:lang w:val="en-US" w:eastAsia="zh-CN"/>
-        </w:rPr>
-        <w:t>饰品精华</w:t>
-      </w:r>
-      <w:r>
-        <w:rPr>
-          <w:rFonts w:hint="default"/>
-          <w:b w:val="0"/>
-          <w:bCs w:val="0"/>
-          <w:sz w:val="24"/>
-          <w:szCs w:val="32"/>
-          <w:rtl w:val="0"/>
-          <w:lang w:val="en-US" w:eastAsia="zh-CN"/>
-        </w:rPr>
-        <w:t>]</w:t>
-      </w:r>
-      <w:r>
-        <w:rPr>
-          <w:rFonts w:hint="eastAsia"/>
-          <w:b w:val="0"/>
-          <w:bCs w:val="0"/>
-          <w:sz w:val="24"/>
-          <w:szCs w:val="32"/>
-          <w:rtl w:val="0"/>
-          <w:lang w:val="en-US" w:eastAsia="zh-CN"/>
-        </w:rPr>
-        <w:t>才能提炼。阁下若是有饰品精华，可予我看看。</w:t>
-      </w:r>
-    </w:p>
-    <w:p>
-      <w:pPr>
-        <w:rPr>
-          <w:rFonts w:hint="eastAsia"/>
-          <w:b w:val="0"/>
-          <w:bCs w:val="0"/>
-          <w:sz w:val="24"/>
-          <w:szCs w:val="32"/>
-          <w:rtl w:val="0"/>
-          <w:lang w:val="en-US" w:eastAsia="zh-CN"/>
-        </w:rPr>
-      </w:pPr>
-      <w:r>
-        <w:rPr>
-          <w:rFonts w:hint="eastAsia"/>
-          <w:b w:val="0"/>
-          <w:bCs w:val="0"/>
-          <w:sz w:val="24"/>
-          <w:szCs w:val="32"/>
-          <w:rtl w:val="0"/>
-          <w:lang w:val="en-US" w:eastAsia="zh-CN"/>
-        </w:rPr>
-        <w:t>-关于守望者</w:t>
-      </w:r>
-    </w:p>
-    <w:p>
-      <w:pPr>
-        <w:ind w:firstLine="420" w:firstLineChars="0"/>
-        <w:rPr>
-          <w:rFonts w:hint="default"/>
-          <w:b w:val="0"/>
-          <w:bCs w:val="0"/>
-          <w:sz w:val="24"/>
-          <w:szCs w:val="32"/>
-          <w:rtl w:val="0"/>
-          <w:lang w:val="en-US" w:eastAsia="zh-CN"/>
-        </w:rPr>
-      </w:pPr>
-      <w:r>
-        <w:rPr>
-          <w:rFonts w:hint="eastAsia"/>
-          <w:b w:val="0"/>
-          <w:bCs w:val="0"/>
-          <w:sz w:val="24"/>
-          <w:szCs w:val="32"/>
-          <w:rtl w:val="0"/>
-          <w:lang w:val="en-US" w:eastAsia="zh-CN"/>
-        </w:rPr>
-        <w:t>守望者大人日夜为拯救圣殿而操劳，实在令人敬佩。</w:t>
-      </w:r>
-    </w:p>
-    <w:p>
-      <w:pPr>
-        <w:rPr>
-          <w:rFonts w:hint="eastAsia"/>
-          <w:b w:val="0"/>
-          <w:bCs w:val="0"/>
-          <w:sz w:val="24"/>
-          <w:szCs w:val="32"/>
-          <w:rtl w:val="0"/>
-          <w:lang w:val="en-US" w:eastAsia="zh-CN"/>
-        </w:rPr>
-      </w:pPr>
-      <w:r>
-        <w:rPr>
-          <w:rFonts w:hint="eastAsia"/>
-          <w:b w:val="0"/>
-          <w:bCs w:val="0"/>
-          <w:sz w:val="24"/>
-          <w:szCs w:val="32"/>
-          <w:rtl w:val="0"/>
-          <w:lang w:val="en-US" w:eastAsia="zh-CN"/>
-        </w:rPr>
-        <w:t>-见面礼</w:t>
-      </w:r>
-    </w:p>
-    <w:p>
-      <w:pPr>
-        <w:ind w:firstLine="420" w:firstLineChars="0"/>
-        <w:rPr>
-          <w:rFonts w:hint="default"/>
-          <w:b w:val="0"/>
-          <w:bCs w:val="0"/>
-          <w:color w:val="auto"/>
-          <w:sz w:val="24"/>
-          <w:szCs w:val="32"/>
+          <w:lang w:val="en-US" w:eastAsia="zh-CN"/>
+        </w:rPr>
+        <w:t>掉落沙漠眼，百兵图</w:t>
+      </w:r>
+    </w:p>
+    <w:p>
+      <w:pPr>
+        <w:rPr>
+          <w:rFonts w:hint="eastAsia"/>
+          <w:b w:val="0"/>
+          <w:bCs w:val="0"/>
+          <w:sz w:val="24"/>
+          <w:szCs w:val="24"/>
           <w:highlight w:val="yellow"/>
-          <w:rtl w:val="0"/>
-          <w:lang w:val="en-US" w:eastAsia="zh-CN"/>
-        </w:rPr>
-      </w:pPr>
-      <w:r>
-        <w:rPr>
-          <w:rFonts w:hint="eastAsia"/>
-          <w:b w:val="0"/>
-          <w:bCs w:val="0"/>
-          <w:sz w:val="24"/>
-          <w:szCs w:val="32"/>
-          <w:rtl w:val="0"/>
-          <w:lang w:val="en-US" w:eastAsia="zh-CN"/>
-        </w:rPr>
-        <w:t>这枚龙蛋赠与阁下，龙可是在主世界旅行时必不可少的伙伴！</w:t>
-      </w:r>
-      <w:r>
-        <w:rPr>
-          <w:rFonts w:hint="eastAsia"/>
-          <w:b w:val="0"/>
-          <w:bCs w:val="0"/>
-          <w:color w:val="auto"/>
-          <w:sz w:val="24"/>
-          <w:szCs w:val="32"/>
+          <w:lang w:val="en-US" w:eastAsia="zh-CN"/>
+        </w:rPr>
+      </w:pPr>
+      <w:r>
+        <w:rPr>
+          <w:rFonts w:hint="eastAsia"/>
+          <w:b w:val="0"/>
+          <w:bCs w:val="0"/>
+          <w:sz w:val="24"/>
+          <w:szCs w:val="24"/>
           <w:highlight w:val="yellow"/>
-          <w:rtl w:val="0"/>
-          <w:lang w:val="en-US" w:eastAsia="zh-CN"/>
-        </w:rPr>
-        <w:t>（获得随机龙蛋，精灵球，龙之书）</w:t>
-      </w:r>
-    </w:p>
-    <w:p>
-      <w:pPr>
-        <w:rPr>
-          <w:rFonts w:hint="default"/>
-          <w:b/>
-          <w:bCs/>
-          <w:sz w:val="24"/>
-          <w:szCs w:val="32"/>
-          <w:rtl w:val="0"/>
-          <w:lang w:val="en-US" w:eastAsia="zh-CN"/>
-        </w:rPr>
-      </w:pPr>
-    </w:p>
-    <w:p>
-      <w:pPr>
-        <w:rPr>
-          <w:rFonts w:hint="default"/>
-          <w:b/>
-          <w:bCs/>
-          <w:sz w:val="24"/>
-          <w:szCs w:val="32"/>
+          <w:lang w:val="en-US" w:eastAsia="zh-CN"/>
+        </w:rPr>
+        <w:t>提示回去找守望者</w:t>
+      </w:r>
+    </w:p>
+    <w:p>
+      <w:pPr>
+        <w:rPr>
+          <w:rFonts w:hint="default"/>
+          <w:b w:val="0"/>
+          <w:bCs w:val="0"/>
+          <w:sz w:val="24"/>
+          <w:szCs w:val="24"/>
           <w:highlight w:val="yellow"/>
-          <w:rtl w:val="0"/>
-          <w:lang w:val="en-US" w:eastAsia="zh-CN"/>
-        </w:rPr>
-      </w:pPr>
-      <w:r>
-        <w:rPr>
-          <w:rFonts w:hint="eastAsia"/>
-          <w:b/>
-          <w:bCs/>
-          <w:sz w:val="24"/>
-          <w:szCs w:val="32"/>
+          <w:lang w:val="en-US" w:eastAsia="zh-CN"/>
+        </w:rPr>
+      </w:pPr>
+      <w:r>
+        <w:rPr>
+          <w:rFonts w:hint="eastAsia"/>
+          <w:b w:val="0"/>
+          <w:bCs w:val="0"/>
+          <w:sz w:val="24"/>
+          <w:szCs w:val="24"/>
           <w:highlight w:val="yellow"/>
-          <w:rtl w:val="0"/>
-          <w:lang w:val="en-US" w:eastAsia="zh-CN"/>
-        </w:rPr>
-        <w:t>使用共鸣石头，先搜大地塔，再以大地塔为中心搜奇美拉，记得放同一个群系，比如都丢沙漠或者雨林里。</w:t>
-      </w:r>
-    </w:p>
-    <w:p>
-      <w:pPr>
-        <w:rPr>
-          <w:rFonts w:hint="eastAsia"/>
-          <w:b/>
-          <w:bCs/>
-          <w:sz w:val="24"/>
-          <w:szCs w:val="24"/>
-          <w:lang w:val="en-US" w:eastAsia="zh-CN"/>
-        </w:rPr>
-      </w:pPr>
-      <w:r>
-        <w:rPr>
-          <w:rFonts w:hint="eastAsia"/>
-          <w:b/>
-          <w:bCs/>
-          <w:sz w:val="24"/>
-          <w:szCs w:val="24"/>
-          <w:lang w:val="en-US" w:eastAsia="zh-CN"/>
-        </w:rPr>
-        <w:t>骸骨奇美拉：</w:t>
-      </w:r>
-    </w:p>
-    <w:p>
-      <w:pPr>
-        <w:rPr>
-          <w:rFonts w:hint="default"/>
-          <w:b w:val="0"/>
-          <w:bCs w:val="0"/>
-          <w:sz w:val="24"/>
-          <w:szCs w:val="24"/>
-          <w:lang w:val="en-US" w:eastAsia="zh-CN"/>
-        </w:rPr>
-      </w:pPr>
-      <w:r>
-        <w:rPr>
-          <w:rFonts w:hint="eastAsia"/>
-          <w:b w:val="0"/>
-          <w:bCs w:val="0"/>
-          <w:sz w:val="24"/>
-          <w:szCs w:val="24"/>
-          <w:lang w:val="en-US" w:eastAsia="zh-CN"/>
-        </w:rPr>
-        <w:t>人类？竟能发现此地，可是共鸣石指引你来此？</w:t>
-      </w:r>
-    </w:p>
-    <w:p>
-      <w:pPr>
-        <w:rPr>
-          <w:rFonts w:hint="eastAsia"/>
-          <w:sz w:val="24"/>
-          <w:szCs w:val="24"/>
-          <w:lang w:val="en-US" w:eastAsia="zh-CN"/>
-        </w:rPr>
-      </w:pPr>
-      <w:r>
-        <w:rPr>
-          <w:rFonts w:hint="eastAsia"/>
-          <w:sz w:val="24"/>
-          <w:szCs w:val="24"/>
-          <w:lang w:val="en-US" w:eastAsia="zh-CN"/>
-        </w:rPr>
-        <w:t>-你为何囚禁于此？</w:t>
-      </w:r>
-    </w:p>
-    <w:p>
-      <w:pPr>
-        <w:ind w:firstLine="420" w:firstLineChars="0"/>
-        <w:rPr>
-          <w:rFonts w:hint="default"/>
-          <w:sz w:val="24"/>
-          <w:szCs w:val="24"/>
-          <w:lang w:val="en-US" w:eastAsia="zh-CN"/>
-        </w:rPr>
-      </w:pPr>
-      <w:r>
-        <w:rPr>
-          <w:rFonts w:hint="eastAsia"/>
-          <w:sz w:val="24"/>
-          <w:szCs w:val="24"/>
-          <w:lang w:val="en-US" w:eastAsia="zh-CN"/>
-        </w:rPr>
-        <w:t>吾乃大地守卫之坐骑，高塔封印降临时，大地守卫将吾传送至此，共鸣石得以寻吾之所在。</w:t>
-      </w:r>
-    </w:p>
-    <w:p>
-      <w:pPr>
-        <w:rPr>
-          <w:rFonts w:hint="eastAsia"/>
-          <w:sz w:val="24"/>
-          <w:szCs w:val="24"/>
-          <w:lang w:val="en-US" w:eastAsia="zh-CN"/>
-        </w:rPr>
-      </w:pPr>
-      <w:r>
-        <w:rPr>
-          <w:rFonts w:hint="eastAsia"/>
-          <w:sz w:val="24"/>
-          <w:szCs w:val="24"/>
-          <w:lang w:val="en-US" w:eastAsia="zh-CN"/>
-        </w:rPr>
-        <w:t>-询问神之眼</w:t>
-      </w:r>
-    </w:p>
-    <w:p>
-      <w:pPr>
-        <w:ind w:firstLine="420" w:firstLineChars="0"/>
-        <w:rPr>
-          <w:rFonts w:hint="default"/>
-          <w:sz w:val="24"/>
-          <w:szCs w:val="24"/>
-          <w:lang w:val="en-US" w:eastAsia="zh-CN"/>
-        </w:rPr>
-      </w:pPr>
-      <w:r>
-        <w:rPr>
-          <w:rFonts w:hint="eastAsia"/>
-          <w:sz w:val="24"/>
-          <w:szCs w:val="24"/>
-          <w:lang w:val="en-US" w:eastAsia="zh-CN"/>
-        </w:rPr>
-        <w:t>大地石碑，坐落于（x</w:t>
-      </w:r>
-      <w:r>
-        <w:rPr>
-          <w:rFonts w:hint="default"/>
-          <w:sz w:val="24"/>
-          <w:szCs w:val="24"/>
-          <w:lang w:val="en-US" w:eastAsia="zh-CN"/>
-        </w:rPr>
-        <w:t>, y</w:t>
-      </w:r>
-      <w:r>
-        <w:rPr>
-          <w:rFonts w:hint="eastAsia"/>
-          <w:sz w:val="24"/>
-          <w:szCs w:val="24"/>
-          <w:lang w:val="en-US" w:eastAsia="zh-CN"/>
-        </w:rPr>
-        <w:t>）。高塔受诅咒而冤魂缠绕，此乃吾之尸骨，可助你驱散大地塔之冤魂。</w:t>
-      </w:r>
-    </w:p>
-    <w:p>
-      <w:pPr>
-        <w:ind w:firstLine="420" w:firstLineChars="0"/>
-        <w:rPr>
-          <w:rFonts w:hint="default"/>
-          <w:sz w:val="24"/>
-          <w:szCs w:val="24"/>
-          <w:lang w:val="en-US" w:eastAsia="zh-CN"/>
-        </w:rPr>
-      </w:pPr>
-      <w:r>
-        <w:rPr>
-          <w:rFonts w:hint="eastAsia"/>
-          <w:sz w:val="24"/>
-          <w:szCs w:val="24"/>
-          <w:lang w:val="en-US" w:eastAsia="zh-CN"/>
-        </w:rPr>
-        <w:t>-收下（获得饰品，佩戴后大地高塔不再刷新恼鬼，否则僵尸有50%概率变恼鬼）</w:t>
-      </w:r>
-    </w:p>
-    <w:p>
-      <w:pPr>
-        <w:rPr>
-          <w:rFonts w:hint="eastAsia"/>
-          <w:sz w:val="24"/>
-          <w:szCs w:val="24"/>
-          <w:lang w:val="en-US" w:eastAsia="zh-CN"/>
-        </w:rPr>
-      </w:pPr>
-      <w:r>
-        <w:rPr>
-          <w:rFonts w:hint="eastAsia"/>
-          <w:sz w:val="24"/>
-          <w:szCs w:val="24"/>
-          <w:lang w:val="en-US" w:eastAsia="zh-CN"/>
-        </w:rPr>
-        <w:t>-释放灵魂</w:t>
-      </w:r>
-    </w:p>
-    <w:p>
-      <w:pPr>
-        <w:ind w:firstLine="420" w:firstLineChars="0"/>
-        <w:rPr>
-          <w:rFonts w:hint="eastAsia"/>
-          <w:sz w:val="24"/>
-          <w:szCs w:val="24"/>
-          <w:lang w:val="en-US" w:eastAsia="zh-CN"/>
-        </w:rPr>
-      </w:pPr>
-      <w:r>
-        <w:rPr>
-          <w:rFonts w:hint="eastAsia"/>
-          <w:sz w:val="24"/>
-          <w:szCs w:val="24"/>
-          <w:lang w:val="en-US" w:eastAsia="zh-CN"/>
-        </w:rPr>
-        <w:t>吾携有不死诅咒，你若助我解脱，吾之尸骨可铸利器。准备好了吗？</w:t>
-      </w:r>
-    </w:p>
-    <w:p>
-      <w:pPr>
-        <w:ind w:firstLine="420" w:firstLineChars="0"/>
-        <w:rPr>
-          <w:rFonts w:hint="eastAsia"/>
-          <w:sz w:val="24"/>
-          <w:szCs w:val="24"/>
-          <w:lang w:val="en-US" w:eastAsia="zh-CN"/>
-        </w:rPr>
-      </w:pPr>
-      <w:r>
-        <w:rPr>
-          <w:rFonts w:hint="eastAsia"/>
-          <w:sz w:val="24"/>
-          <w:szCs w:val="24"/>
-          <w:lang w:val="en-US" w:eastAsia="zh-CN"/>
-        </w:rPr>
-        <w:t>-准备好了</w:t>
-      </w:r>
-    </w:p>
-    <w:p>
-      <w:pPr>
-        <w:ind w:firstLine="420" w:firstLineChars="0"/>
-        <w:rPr>
-          <w:rFonts w:hint="default"/>
-          <w:sz w:val="24"/>
-          <w:szCs w:val="24"/>
-          <w:lang w:val="en-US" w:eastAsia="zh-CN"/>
-        </w:rPr>
-      </w:pPr>
-      <w:r>
-        <w:rPr>
-          <w:rFonts w:hint="eastAsia"/>
-          <w:sz w:val="24"/>
-          <w:szCs w:val="24"/>
-          <w:lang w:val="en-US" w:eastAsia="zh-CN"/>
-        </w:rPr>
-        <w:t>-再等等</w:t>
-      </w:r>
-    </w:p>
-    <w:p>
-      <w:pPr>
-        <w:rPr>
-          <w:rFonts w:hint="default"/>
-          <w:b/>
-          <w:bCs/>
-          <w:sz w:val="24"/>
-          <w:szCs w:val="24"/>
-          <w:lang w:val="en-US" w:eastAsia="zh-CN"/>
-        </w:rPr>
-      </w:pPr>
-      <w:r>
-        <w:rPr>
-          <w:rFonts w:hint="eastAsia"/>
-          <w:b/>
-          <w:bCs/>
-          <w:sz w:val="24"/>
-          <w:szCs w:val="24"/>
-          <w:lang w:val="en-US" w:eastAsia="zh-CN"/>
-        </w:rPr>
-        <w:t>大地傀儡</w:t>
-      </w:r>
-    </w:p>
-    <w:p>
-      <w:pPr>
-        <w:rPr>
-          <w:rFonts w:hint="default"/>
-          <w:b w:val="0"/>
-          <w:bCs w:val="0"/>
-          <w:sz w:val="24"/>
-          <w:szCs w:val="24"/>
-          <w:lang w:val="en-US" w:eastAsia="zh-CN"/>
-        </w:rPr>
-      </w:pPr>
-      <w:r>
-        <w:rPr>
-          <w:rFonts w:hint="eastAsia"/>
-          <w:b w:val="0"/>
-          <w:bCs w:val="0"/>
-          <w:sz w:val="24"/>
-          <w:szCs w:val="24"/>
-          <w:lang w:val="en-US" w:eastAsia="zh-CN"/>
-        </w:rPr>
-        <w:t>初次生成时：何人在此扰我清净？</w:t>
-      </w:r>
-    </w:p>
-    <w:p>
-      <w:pPr>
-        <w:rPr>
-          <w:rFonts w:hint="default"/>
-          <w:b w:val="0"/>
-          <w:bCs w:val="0"/>
-          <w:sz w:val="24"/>
-          <w:szCs w:val="24"/>
-          <w:lang w:val="en-US" w:eastAsia="zh-CN"/>
-        </w:rPr>
-      </w:pPr>
-      <w:r>
-        <w:rPr>
-          <w:rFonts w:hint="eastAsia"/>
-          <w:b w:val="0"/>
-          <w:bCs w:val="0"/>
-          <w:sz w:val="24"/>
-          <w:szCs w:val="24"/>
-          <w:lang w:val="en-US" w:eastAsia="zh-CN"/>
-        </w:rPr>
-        <w:t>半血时：为了大地的荣光！</w:t>
-      </w:r>
-    </w:p>
-    <w:p>
-      <w:pPr>
-        <w:rPr>
-          <w:rFonts w:hint="default"/>
-          <w:b w:val="0"/>
-          <w:bCs w:val="0"/>
-          <w:sz w:val="24"/>
-          <w:szCs w:val="24"/>
-          <w:lang w:val="en-US" w:eastAsia="zh-CN"/>
-        </w:rPr>
-      </w:pPr>
-      <w:r>
-        <w:rPr>
-          <w:rFonts w:hint="eastAsia"/>
-          <w:b w:val="0"/>
-          <w:bCs w:val="0"/>
-          <w:sz w:val="24"/>
-          <w:szCs w:val="24"/>
-          <w:lang w:val="en-US" w:eastAsia="zh-CN"/>
-        </w:rPr>
-        <w:t>死亡时：Chimera，你看到了吗</w:t>
-      </w:r>
-      <w:r>
-        <w:rPr>
-          <w:rFonts w:hint="default"/>
-          <w:b w:val="0"/>
-          <w:bCs w:val="0"/>
-          <w:sz w:val="24"/>
-          <w:szCs w:val="24"/>
-          <w:lang w:val="en-US" w:eastAsia="zh-CN"/>
-        </w:rPr>
-        <w:t>...</w:t>
+          <w:lang w:val="en-US" w:eastAsia="zh-CN"/>
+        </w:rPr>
+        <w:t>老艾默、守望者头上标注感叹号</w:t>
       </w:r>
     </w:p>
     <w:p>
@@ -3733,81 +3774,6 @@
           <w:lang w:val="en-US" w:eastAsia="zh-CN"/>
         </w:rPr>
       </w:pPr>
-      <w:r>
-        <w:rPr>
-          <w:rFonts w:hint="eastAsia"/>
-          <w:b w:val="0"/>
-          <w:bCs w:val="0"/>
-          <w:sz w:val="24"/>
-          <w:szCs w:val="24"/>
-          <w:highlight w:val="yellow"/>
-          <w:lang w:val="en-US" w:eastAsia="zh-CN"/>
-        </w:rPr>
-        <w:t>掉落沙漠眼，百兵图</w:t>
-      </w:r>
-    </w:p>
-    <w:p>
-      <w:pPr>
-        <w:rPr>
-          <w:rFonts w:hint="eastAsia"/>
-          <w:b w:val="0"/>
-          <w:bCs w:val="0"/>
-          <w:sz w:val="24"/>
-          <w:szCs w:val="24"/>
-          <w:highlight w:val="yellow"/>
-          <w:lang w:val="en-US" w:eastAsia="zh-CN"/>
-        </w:rPr>
-      </w:pPr>
-      <w:r>
-        <w:rPr>
-          <w:rFonts w:hint="eastAsia"/>
-          <w:b w:val="0"/>
-          <w:bCs w:val="0"/>
-          <w:sz w:val="24"/>
-          <w:szCs w:val="24"/>
-          <w:highlight w:val="yellow"/>
-          <w:lang w:val="en-US" w:eastAsia="zh-CN"/>
-        </w:rPr>
-        <w:t>提示回去找守望者</w:t>
-      </w:r>
-    </w:p>
-    <w:p>
-      <w:pPr>
-        <w:rPr>
-          <w:rFonts w:hint="default"/>
-          <w:b w:val="0"/>
-          <w:bCs w:val="0"/>
-          <w:sz w:val="24"/>
-          <w:szCs w:val="24"/>
-          <w:highlight w:val="yellow"/>
-          <w:lang w:val="en-US" w:eastAsia="zh-CN"/>
-        </w:rPr>
-      </w:pPr>
-      <w:r>
-        <w:rPr>
-          <w:rFonts w:hint="eastAsia"/>
-          <w:b w:val="0"/>
-          <w:bCs w:val="0"/>
-          <w:sz w:val="24"/>
-          <w:szCs w:val="24"/>
-          <w:highlight w:val="yellow"/>
-          <w:lang w:val="en-US" w:eastAsia="zh-CN"/>
-        </w:rPr>
-        <w:t>老艾默、守望者头上标注感叹号</w:t>
-      </w:r>
-    </w:p>
-    <w:p>
-      <w:pPr>
-        <w:rPr>
-          <w:rFonts w:hint="default"/>
-          <w:b w:val="0"/>
-          <w:bCs w:val="0"/>
-          <w:sz w:val="24"/>
-          <w:szCs w:val="24"/>
-          <w:highlight w:val="yellow"/>
-          <w:lang w:val="en-US" w:eastAsia="zh-CN"/>
-        </w:rPr>
-      </w:pPr>
     </w:p>
     <w:p>
       <w:pPr>
@@ -3852,7 +3818,7 @@
           <w:szCs w:val="24"/>
           <w:lang w:val="en-US" w:eastAsia="zh-CN"/>
         </w:rPr>
-        <w:t>预言中的救世主啊，吾已在此恭候多时！唯有阁下可助圣殿寻回圣心，恢复昔日之荣光！</w:t>
+        <w:t>阁下近来可好？</w:t>
       </w:r>
     </w:p>
     <w:p>
@@ -4106,7 +4072,7 @@
           <w:highlight w:val="yellow"/>
           <w:lang w:val="en-US" w:eastAsia="zh-CN"/>
         </w:rPr>
-        <w:t>呱呱村庄，中心摆放一堆紫水晶块和钻石黄金下界合金块，挖后生成重甲怪</w:t>
+        <w:t>呱呱村庄，中心摆放一堆紫水晶块和钻石黄金下界合金块，挖后生成遗忘者且不掉落</w:t>
       </w:r>
     </w:p>
     <w:p>
@@ -4598,7 +4564,7 @@
           <w:highlight w:val="yellow"/>
           <w:lang w:val="en-US" w:eastAsia="zh-CN"/>
         </w:rPr>
-        <w:t>提示回去找守望者</w:t>
+        <w:t>提示回去主城</w:t>
       </w:r>
     </w:p>
     <w:p>
@@ -4623,8 +4589,354 @@
           <w:highlight w:val="yellow"/>
           <w:lang w:val="en-US" w:eastAsia="zh-CN"/>
         </w:rPr>
-        <w:t>守望者和魔女都添加感叹号</w:t>
-      </w:r>
+        <w:t>魔女都添加感叹号</w:t>
+      </w:r>
+    </w:p>
+    <w:p>
+      <w:pPr>
+        <w:rPr>
+          <w:rFonts w:hint="default"/>
+          <w:b w:val="0"/>
+          <w:bCs w:val="0"/>
+          <w:sz w:val="24"/>
+          <w:szCs w:val="24"/>
+          <w:highlight w:val="yellow"/>
+          <w:lang w:val="en-US" w:eastAsia="zh-CN"/>
+        </w:rPr>
+      </w:pPr>
+      <w:r>
+        <w:rPr>
+          <w:rFonts w:hint="eastAsia"/>
+          <w:b w:val="0"/>
+          <w:bCs w:val="0"/>
+          <w:sz w:val="24"/>
+          <w:szCs w:val="24"/>
+          <w:highlight w:val="yellow"/>
+          <w:lang w:val="en-US" w:eastAsia="zh-CN"/>
+        </w:rPr>
+        <w:t>任务转为 把海船墓地回响给安看看</w:t>
+      </w:r>
+    </w:p>
+    <w:p>
+      <w:pPr>
+        <w:rPr>
+          <w:rFonts w:hint="eastAsia"/>
+          <w:b/>
+          <w:bCs/>
+          <w:sz w:val="24"/>
+          <w:szCs w:val="24"/>
+          <w:lang w:val="en-US" w:eastAsia="zh-CN"/>
+        </w:rPr>
+      </w:pPr>
+      <w:r>
+        <w:rPr>
+          <w:rFonts w:hint="default"/>
+          <w:b/>
+          <w:bCs/>
+          <w:sz w:val="24"/>
+          <w:szCs w:val="24"/>
+          <w:lang w:val="en-US" w:eastAsia="zh-CN"/>
+        </w:rPr>
+        <w:t>安</w:t>
+      </w:r>
+      <w:r>
+        <w:rPr>
+          <w:rFonts w:hint="eastAsia"/>
+          <w:b/>
+          <w:bCs/>
+          <w:sz w:val="24"/>
+          <w:szCs w:val="24"/>
+          <w:lang w:val="en-US" w:eastAsia="zh-CN"/>
+        </w:rPr>
+        <w:t>：</w:t>
+      </w:r>
+    </w:p>
+    <w:p>
+      <w:pPr>
+        <w:rPr>
+          <w:rFonts w:hint="eastAsia"/>
+          <w:b/>
+          <w:bCs/>
+          <w:sz w:val="24"/>
+          <w:szCs w:val="24"/>
+          <w:lang w:val="en-US" w:eastAsia="zh-CN"/>
+        </w:rPr>
+      </w:pPr>
+      <w:r>
+        <w:rPr>
+          <w:rFonts w:hint="eastAsia"/>
+          <w:b/>
+          <w:bCs/>
+          <w:sz w:val="24"/>
+          <w:szCs w:val="24"/>
+          <w:lang w:val="en-US" w:eastAsia="zh-CN"/>
+        </w:rPr>
+        <w:t>//TODO 提炼道具，然后交给守望者</w:t>
+      </w:r>
+    </w:p>
+    <w:p>
+      <w:pPr>
+        <w:rPr>
+          <w:rFonts w:hint="eastAsia"/>
+          <w:b w:val="0"/>
+          <w:bCs w:val="0"/>
+          <w:sz w:val="24"/>
+          <w:szCs w:val="24"/>
+          <w:lang w:val="en-US" w:eastAsia="zh-CN"/>
+        </w:rPr>
+      </w:pPr>
+      <w:r>
+        <w:rPr>
+          <w:rFonts w:hint="eastAsia"/>
+          <w:b w:val="0"/>
+          <w:bCs w:val="0"/>
+          <w:sz w:val="24"/>
+          <w:szCs w:val="24"/>
+          <w:lang w:val="en-US" w:eastAsia="zh-CN"/>
+        </w:rPr>
+        <w:t>%s，有事找我？</w:t>
+      </w:r>
+    </w:p>
+    <w:p>
+      <w:pPr>
+        <w:rPr>
+          <w:rFonts w:hint="eastAsia"/>
+          <w:b w:val="0"/>
+          <w:bCs w:val="0"/>
+          <w:sz w:val="24"/>
+          <w:szCs w:val="24"/>
+          <w:lang w:val="en-US" w:eastAsia="zh-CN"/>
+        </w:rPr>
+      </w:pPr>
+      <w:r>
+        <w:rPr>
+          <w:rFonts w:hint="default"/>
+          <w:b w:val="0"/>
+          <w:bCs w:val="0"/>
+          <w:sz w:val="24"/>
+          <w:szCs w:val="24"/>
+          <w:lang w:val="en-US" w:eastAsia="zh-CN"/>
+        </w:rPr>
+        <w:t>-</w:t>
+      </w:r>
+      <w:r>
+        <w:rPr>
+          <w:rFonts w:hint="eastAsia"/>
+          <w:b w:val="0"/>
+          <w:bCs w:val="0"/>
+          <w:sz w:val="24"/>
+          <w:szCs w:val="24"/>
+          <w:lang w:val="en-US" w:eastAsia="zh-CN"/>
+        </w:rPr>
+        <w:t>你看这个</w:t>
+      </w:r>
+    </w:p>
+    <w:p>
+      <w:pPr>
+        <w:ind w:firstLine="420" w:firstLineChars="0"/>
+        <w:rPr>
+          <w:rFonts w:hint="eastAsia"/>
+          <w:b w:val="0"/>
+          <w:bCs w:val="0"/>
+          <w:sz w:val="24"/>
+          <w:szCs w:val="24"/>
+          <w:lang w:val="en-US" w:eastAsia="zh-CN"/>
+        </w:rPr>
+      </w:pPr>
+      <w:r>
+        <w:rPr>
+          <w:rFonts w:hint="eastAsia"/>
+          <w:b w:val="0"/>
+          <w:bCs w:val="0"/>
+          <w:sz w:val="24"/>
+          <w:szCs w:val="24"/>
+          <w:lang w:val="en-US" w:eastAsia="zh-CN"/>
+        </w:rPr>
+        <w:t>这是</w:t>
+      </w:r>
+      <w:r>
+        <w:rPr>
+          <w:rFonts w:hint="default"/>
+          <w:b w:val="0"/>
+          <w:bCs w:val="0"/>
+          <w:sz w:val="24"/>
+          <w:szCs w:val="24"/>
+          <w:lang w:val="en-US" w:eastAsia="zh-CN"/>
+        </w:rPr>
+        <w:t>...</w:t>
+      </w:r>
+      <w:r>
+        <w:rPr>
+          <w:rFonts w:hint="eastAsia"/>
+          <w:b w:val="0"/>
+          <w:bCs w:val="0"/>
+          <w:sz w:val="24"/>
+          <w:szCs w:val="24"/>
+          <w:lang w:val="en-US" w:eastAsia="zh-CN"/>
+        </w:rPr>
+        <w:t>特殊的忆质呢，似乎记载了一个团体的记忆，而不是某个生命的记忆。让我看看里面有什么秘密吧！</w:t>
+      </w:r>
+    </w:p>
+    <w:p>
+      <w:pPr>
+        <w:ind w:firstLine="420" w:firstLineChars="0"/>
+        <w:rPr>
+          <w:rFonts w:hint="eastAsia"/>
+          <w:b w:val="0"/>
+          <w:bCs w:val="0"/>
+          <w:sz w:val="24"/>
+          <w:szCs w:val="24"/>
+          <w:highlight w:val="yellow"/>
+          <w:lang w:val="en-US" w:eastAsia="zh-CN"/>
+        </w:rPr>
+      </w:pPr>
+      <w:r>
+        <w:rPr>
+          <w:rFonts w:hint="eastAsia"/>
+          <w:b w:val="0"/>
+          <w:bCs w:val="0"/>
+          <w:sz w:val="24"/>
+          <w:szCs w:val="24"/>
+          <w:lang w:val="en-US" w:eastAsia="zh-CN"/>
+        </w:rPr>
+        <w:t>-继续</w:t>
+      </w:r>
+      <w:r>
+        <w:rPr>
+          <w:rFonts w:hint="eastAsia"/>
+          <w:b w:val="0"/>
+          <w:bCs w:val="0"/>
+          <w:sz w:val="24"/>
+          <w:szCs w:val="24"/>
+          <w:highlight w:val="yellow"/>
+          <w:lang w:val="en-US" w:eastAsia="zh-CN"/>
+        </w:rPr>
+        <w:t>（播放特效）</w:t>
+      </w:r>
+    </w:p>
+    <w:p>
+      <w:pPr>
+        <w:ind w:firstLine="420" w:firstLineChars="0"/>
+        <w:rPr>
+          <w:rFonts w:hint="eastAsia"/>
+          <w:b w:val="0"/>
+          <w:bCs w:val="0"/>
+          <w:sz w:val="24"/>
+          <w:szCs w:val="24"/>
+          <w:lang w:val="en-US" w:eastAsia="zh-CN"/>
+        </w:rPr>
+      </w:pPr>
+      <w:r>
+        <w:rPr>
+          <w:rFonts w:hint="eastAsia"/>
+          <w:b w:val="0"/>
+          <w:bCs w:val="0"/>
+          <w:sz w:val="24"/>
+          <w:szCs w:val="24"/>
+          <w:lang w:val="en-US" w:eastAsia="zh-CN"/>
+        </w:rPr>
+        <w:t>！！</w:t>
+      </w:r>
+    </w:p>
+    <w:p>
+      <w:pPr>
+        <w:ind w:firstLine="420" w:firstLineChars="0"/>
+        <w:rPr>
+          <w:rFonts w:hint="eastAsia"/>
+          <w:b w:val="0"/>
+          <w:bCs w:val="0"/>
+          <w:sz w:val="24"/>
+          <w:szCs w:val="24"/>
+          <w:lang w:val="en-US" w:eastAsia="zh-CN"/>
+        </w:rPr>
+      </w:pPr>
+      <w:r>
+        <w:rPr>
+          <w:rFonts w:hint="eastAsia"/>
+          <w:b w:val="0"/>
+          <w:bCs w:val="0"/>
+          <w:sz w:val="24"/>
+          <w:szCs w:val="24"/>
+          <w:lang w:val="en-US" w:eastAsia="zh-CN"/>
+        </w:rPr>
+        <w:t>-继续</w:t>
+      </w:r>
+    </w:p>
+    <w:p>
+      <w:pPr>
+        <w:ind w:firstLine="420" w:firstLineChars="0"/>
+        <w:rPr>
+          <w:rFonts w:hint="default"/>
+          <w:b w:val="0"/>
+          <w:bCs w:val="0"/>
+          <w:sz w:val="24"/>
+          <w:szCs w:val="24"/>
+          <w:lang w:val="en-US" w:eastAsia="zh-CN"/>
+        </w:rPr>
+      </w:pPr>
+      <w:bookmarkStart w:id="0" w:name="_GoBack"/>
+      <w:bookmarkEnd w:id="0"/>
+    </w:p>
+    <w:p>
+      <w:pPr>
+        <w:ind w:firstLine="420" w:firstLineChars="0"/>
+        <w:rPr>
+          <w:rFonts w:hint="default"/>
+          <w:b w:val="0"/>
+          <w:bCs w:val="0"/>
+          <w:sz w:val="24"/>
+          <w:szCs w:val="24"/>
+          <w:lang w:val="en-US" w:eastAsia="zh-CN"/>
+        </w:rPr>
+      </w:pPr>
+    </w:p>
+    <w:p>
+      <w:pPr>
+        <w:rPr>
+          <w:rFonts w:hint="eastAsia"/>
+          <w:b/>
+          <w:bCs/>
+          <w:sz w:val="24"/>
+          <w:szCs w:val="24"/>
+          <w:lang w:val="en-US" w:eastAsia="zh-CN"/>
+        </w:rPr>
+      </w:pPr>
+    </w:p>
+    <w:p>
+      <w:pPr>
+        <w:rPr>
+          <w:rFonts w:hint="eastAsia"/>
+          <w:b/>
+          <w:bCs/>
+          <w:sz w:val="24"/>
+          <w:szCs w:val="24"/>
+          <w:lang w:val="en-US" w:eastAsia="zh-CN"/>
+        </w:rPr>
+      </w:pPr>
+      <w:r>
+        <w:rPr>
+          <w:rFonts w:hint="eastAsia"/>
+          <w:b/>
+          <w:bCs/>
+          <w:sz w:val="24"/>
+          <w:szCs w:val="24"/>
+          <w:lang w:val="en-US" w:eastAsia="zh-CN"/>
+        </w:rPr>
+        <w:t>船长：</w:t>
+      </w:r>
+    </w:p>
+    <w:p>
+      <w:pPr>
+        <w:rPr>
+          <w:rFonts w:hint="eastAsia"/>
+          <w:b w:val="0"/>
+          <w:bCs w:val="0"/>
+          <w:sz w:val="24"/>
+          <w:szCs w:val="24"/>
+          <w:highlight w:val="yellow"/>
+          <w:lang w:val="en-US" w:eastAsia="zh-CN"/>
+        </w:rPr>
+      </w:pPr>
     </w:p>
     <w:p>
       <w:pPr>
@@ -4679,59 +4991,14 @@
     <w:p>
       <w:pPr>
         <w:rPr>
-          <w:rFonts w:hint="eastAsia"/>
-          <w:b/>
-          <w:bCs/>
-          <w:sz w:val="24"/>
-          <w:szCs w:val="24"/>
-          <w:lang w:val="en-US" w:eastAsia="zh-CN"/>
-        </w:rPr>
-      </w:pPr>
-      <w:r>
-        <w:rPr>
-          <w:rFonts w:hint="default"/>
-          <w:b/>
-          <w:bCs/>
-          <w:sz w:val="24"/>
-          <w:szCs w:val="24"/>
-          <w:lang w:val="en-US" w:eastAsia="zh-CN"/>
-        </w:rPr>
-        <w:t>安</w:t>
-      </w:r>
-      <w:r>
-        <w:rPr>
-          <w:rFonts w:hint="eastAsia"/>
-          <w:b/>
-          <w:bCs/>
-          <w:sz w:val="24"/>
-          <w:szCs w:val="24"/>
-          <w:lang w:val="en-US" w:eastAsia="zh-CN"/>
-        </w:rPr>
-        <w:t>：</w:t>
-      </w:r>
-    </w:p>
-    <w:p>
-      <w:pPr>
-        <w:rPr>
-          <w:rFonts w:hint="default"/>
-          <w:b/>
-          <w:bCs/>
-          <w:sz w:val="24"/>
-          <w:szCs w:val="24"/>
-          <w:lang w:val="en-US" w:eastAsia="zh-CN"/>
-        </w:rPr>
-      </w:pPr>
-      <w:r>
-        <w:rPr>
-          <w:rFonts w:hint="eastAsia"/>
-          <w:b/>
-          <w:bCs/>
-          <w:sz w:val="24"/>
-          <w:szCs w:val="24"/>
-          <w:lang w:val="en-US" w:eastAsia="zh-CN"/>
-        </w:rPr>
-        <w:t>//TODO 寒冰迷宫共鸣石</w:t>
-      </w:r>
+          <w:rFonts w:hint="default"/>
+          <w:b/>
+          <w:bCs/>
+          <w:sz w:val="24"/>
+          <w:szCs w:val="24"/>
+          <w:lang w:val="en-US" w:eastAsia="zh-CN"/>
+        </w:rPr>
+      </w:pPr>
     </w:p>
     <w:p>
       <w:pPr>

--- a/剧情.docx
+++ b/剧情.docx
@@ -3509,7 +3509,7 @@
           <w:rFonts w:hint="eastAsia"/>
           <w:sz w:val="24"/>
         </w:rPr>
-        <w:t>人类？竟能发现此地，可是共鸣石指引你前来？</w:t>
+        <w:t>人类？竟能发现此地，可是共鸣石指引你前来此地？</w:t>
       </w:r>
     </w:p>
     <w:p>
@@ -3597,18 +3597,43 @@
       <w:pPr>
         <w:ind w:firstLine="420"/>
         <w:rPr>
+          <w:rFonts w:hint="eastAsia"/>
+          <w:sz w:val="24"/>
+        </w:rPr>
+      </w:pPr>
+      <w:r>
+        <w:rPr>
+          <w:rFonts w:hint="eastAsia"/>
+          <w:sz w:val="24"/>
+        </w:rPr>
+        <w:t>-再等等</w:t>
+      </w:r>
+    </w:p>
+    <w:p>
+      <w:pPr>
+        <w:rPr>
+          <w:sz w:val="24"/>
+          <w:highlight w:val="yellow"/>
+        </w:rPr>
+      </w:pPr>
+      <w:r>
+        <w:rPr>
+          <w:rFonts w:hint="eastAsia"/>
+          <w:sz w:val="24"/>
+          <w:highlight w:val="yellow"/>
+        </w:rPr>
+        <w:t>掉百兵图</w:t>
+      </w:r>
+    </w:p>
+    <w:p>
+      <w:pPr>
+        <w:ind w:firstLine="420"/>
+        <w:rPr>
           <w:rFonts w:hint="default"/>
           <w:sz w:val="24"/>
           <w:lang w:val="en-US"/>
         </w:rPr>
       </w:pPr>
-      <w:r>
-        <w:rPr>
-          <w:rFonts w:hint="eastAsia"/>
-          <w:sz w:val="24"/>
-        </w:rPr>
-        <w:t>-再等等</w:t>
-      </w:r>
     </w:p>
     <w:p>
       <w:pPr>
@@ -3689,7 +3714,7 @@
           <w:sz w:val="24"/>
           <w:highlight w:val="yellow"/>
         </w:rPr>
-        <w:t>掉落沙漠眼，百兵图</w:t>
+        <w:t>掉落沙漠眼</w:t>
       </w:r>
     </w:p>
     <w:p>
@@ -3772,6 +3797,7 @@
           <w:sz w:val="24"/>
         </w:rPr>
       </w:pPr>
+      <w:bookmarkStart w:id="0" w:name="_GoBack"/>
       <w:r>
         <w:rPr>
           <w:rFonts w:hint="eastAsia"/>
@@ -3780,6 +3806,7 @@
         <w:t>阁下，寻找沙漠之眼的旅途可还顺利？</w:t>
       </w:r>
     </w:p>
+    <w:bookmarkEnd w:id="0"/>
     <w:p>
       <w:pPr>
         <w:rPr>
@@ -4521,13 +4548,27 @@
           <w:rFonts w:hint="eastAsia"/>
           <w:color w:val="F2BA02" w:themeColor="accent3"/>
           <w:sz w:val="24"/>
+          <w:lang w:val="en-US" w:eastAsia="zh-CN"/>
           <w14:textFill>
             <w14:solidFill>
               <w14:schemeClr w14:val="accent3"/>
             </w14:solidFill>
           </w14:textFill>
         </w:rPr>
-        <w:t>交付百兵图</w:t>
+        <w:t>展示</w:t>
+      </w:r>
+      <w:r>
+        <w:rPr>
+          <w:rFonts w:hint="eastAsia"/>
+          <w:color w:val="F2BA02" w:themeColor="accent3"/>
+          <w:sz w:val="24"/>
+          <w14:textFill>
+            <w14:solidFill>
+              <w14:schemeClr w14:val="accent3"/>
+            </w14:solidFill>
+          </w14:textFill>
+        </w:rPr>
+        <w:t>百兵图</w:t>
       </w:r>
     </w:p>
     <w:p>
@@ -10846,8 +10887,6 @@
         </w:rPr>
         <w:t>-...</w:t>
       </w:r>
-      <w:bookmarkStart w:id="0" w:name="_GoBack"/>
-      <w:bookmarkEnd w:id="0"/>
     </w:p>
     <w:p>
       <w:pPr>
@@ -11670,7 +11709,7 @@
     <w:lsdException w:unhideWhenUsed="0" w:uiPriority="0" w:semiHidden="0" w:name="Normal Indent"/>
     <w:lsdException w:unhideWhenUsed="0" w:uiPriority="0" w:semiHidden="0" w:name="footnote text"/>
     <w:lsdException w:unhideWhenUsed="0" w:uiPriority="0" w:semiHidden="0" w:name="annotation text"/>
-    <w:lsdException w:unhideWhenUsed="0" w:uiPriority="0" w:semiHidden="0" w:name="header"/>
+    <w:lsdException w:qFormat="1" w:unhideWhenUsed="0" w:uiPriority="0" w:semiHidden="0" w:name="header"/>
     <w:lsdException w:qFormat="1" w:unhideWhenUsed="0" w:uiPriority="0" w:semiHidden="0" w:name="footer"/>
     <w:lsdException w:unhideWhenUsed="0" w:uiPriority="0" w:semiHidden="0" w:name="index heading"/>
     <w:lsdException w:qFormat="1" w:uiPriority="0" w:name="caption"/>
@@ -11967,6 +12006,7 @@
   <w:style w:type="paragraph" w:styleId="4">
     <w:name w:val="header"/>
     <w:basedOn w:val="1"/>
+    <w:qFormat/>
     <w:uiPriority w:val="0"/>
     <w:pPr>
       <w:pBdr>
